--- a/downloads/student/ai-1-week-24.docx
+++ b/downloads/student/ai-1-week-24.docx
@@ -1880,6 +1880,16 @@
       </w:r>
     </w:p>
     <w:p>
+      <w:r>
+        <w:t>Read the labelled picture: For the original task, does adding an anonymous-looking pupil code improve the repair count?</w:t>
+      </w:r>
+    </w:p>
+    <w:p>
+      <w:r>
+        <w:t>Change one thing: The teacher adds an authorised task to return one repaired tool to its borrower. Predict the result before checking the explanation. What remains the same?</w:t>
+      </w:r>
+    </w:p>
+    <w:p>
       <w:pPr>
         <w:pStyle w:val="Heading1"/>
       </w:pPr>
@@ -3611,6 +3621,187 @@
     <w:p>
       <w:r>
         <w:t>Attempt the independent case before hints. Record whether you worked alone, used a hint or followed a model. After feedback, fix the first unsupported step and explain why it changed. A later check uses a changed case, not a copied answer.</w:t>
+      </w:r>
+    </w:p>
+    <w:p>
+      <w:pPr>
+        <w:pStyle w:val="Heading1"/>
+      </w:pPr>
+      <w:r>
+        <w:t>15. Your lesson route</w:t>
+      </w:r>
+    </w:p>
+    <w:p>
+      <w:r>
+        <w:t>Start with this question: A fictional teacher wants to count broken craft tools by type, without contacting borrowers.</w:t>
+      </w:r>
+    </w:p>
+    <w:tbl>
+      <w:tblPr>
+        <w:tblStyle w:val="LightShading-Accent1"/>
+        <w:tblW w:type="auto" w:w="0"/>
+        <w:tblLook w:firstColumn="1" w:firstRow="1" w:lastColumn="0" w:lastRow="0" w:noHBand="0" w:noVBand="1" w:val="04A0"/>
+      </w:tblPr>
+      <w:tblGrid>
+        <w:gridCol w:w="5112"/>
+        <w:gridCol w:w="5112"/>
+      </w:tblGrid>
+      <w:tr>
+        <w:trPr>
+          <w:tblHeader/>
+        </w:trPr>
+        <w:tc>
+          <w:tcPr>
+            <w:tcW w:type="dxa" w:w="5112"/>
+          </w:tcPr>
+          <w:p>
+            <w:r>
+              <w:t>By the end, I can</w:t>
+            </w:r>
+          </w:p>
+        </w:tc>
+        <w:tc>
+          <w:tcPr>
+            <w:tcW w:type="dxa" w:w="5112"/>
+          </w:tcPr>
+          <w:p>
+            <w:r>
+              <w:t>How I will show it</w:t>
+            </w:r>
+          </w:p>
+        </w:tc>
+      </w:tr>
+      <w:tr>
+        <w:tc>
+          <w:tcPr>
+            <w:tcW w:type="dxa" w:w="5112"/>
+          </w:tcPr>
+          <w:p>
+            <w:r>
+              <w:t>Justify which information a stated task needs and remove unnecessary fields</w:t>
+            </w:r>
+          </w:p>
+        </w:tc>
+        <w:tc>
+          <w:tcPr>
+            <w:tcW w:type="dxa" w:w="5112"/>
+          </w:tcPr>
+          <w:p>
+            <w:r>
+              <w:t>Explain the deciding step, show a trace or test, and state one limit.</w:t>
+            </w:r>
+          </w:p>
+        </w:tc>
+      </w:tr>
+      <w:tr>
+        <w:tc>
+          <w:tcPr>
+            <w:tcW w:type="dxa" w:w="5112"/>
+          </w:tcPr>
+          <w:p>
+            <w:r>
+              <w:t>Distinguish reducing personal data from hiding a name</w:t>
+            </w:r>
+          </w:p>
+        </w:tc>
+        <w:tc>
+          <w:tcPr>
+            <w:tcW w:type="dxa" w:w="5112"/>
+          </w:tcPr>
+          <w:p>
+            <w:r>
+              <w:t>Explain the deciding step, show a trace or test, and state one limit.</w:t>
+            </w:r>
+          </w:p>
+        </w:tc>
+      </w:tr>
+      <w:tr>
+        <w:tc>
+          <w:tcPr>
+            <w:tcW w:type="dxa" w:w="5112"/>
+          </w:tcPr>
+          <w:p>
+            <w:r>
+              <w:t>Design a simple access, retention and deletion plan for a classroom activity</w:t>
+            </w:r>
+          </w:p>
+        </w:tc>
+        <w:tc>
+          <w:tcPr>
+            <w:tcW w:type="dxa" w:w="5112"/>
+          </w:tcPr>
+          <w:p>
+            <w:r>
+              <w:t>Explain the deciding step, show a trace or test, and state one limit.</w:t>
+            </w:r>
+          </w:p>
+        </w:tc>
+      </w:tr>
+    </w:tbl>
+    <w:p>
+      <w:r>
+        <w:t>Remember → watch and explain → try with help → investigate → try independently → keep project evidence. Your teacher may spread this lesson across several classes.</w:t>
+      </w:r>
+    </w:p>
+    <w:p>
+      <w:r>
+        <w:t>Keep your first prediction. Compare it with what the evidence shows and explain any change.</w:t>
+      </w:r>
+    </w:p>
+    <w:p>
+      <w:pPr>
+        <w:pStyle w:val="Heading1"/>
+      </w:pPr>
+      <w:r>
+        <w:t>16. Finish and return</w:t>
+      </w:r>
+    </w:p>
+    <w:p>
+      <w:r>
+        <w:t>Close your notes. Explain this goal in your own words: Justify which information a stated task needs and remove unnecessary fields</w:t>
+      </w:r>
+    </w:p>
+    <w:p>
+      <w:pPr>
+        <w:pStyle w:val="Heading3"/>
+      </w:pPr>
+      <w:r>
+        <w:t>My deciding step, evidence and one remaining question</w:t>
+      </w:r>
+    </w:p>
+    <w:p>
+      <w:r>
+        <w:t>________________________________________________________________</w:t>
+      </w:r>
+    </w:p>
+    <w:p>
+      <w:r>
+        <w:t>________________________________________________________________</w:t>
+      </w:r>
+    </w:p>
+    <w:p>
+      <w:r>
+        <w:t>________________________________________________________________</w:t>
+      </w:r>
+    </w:p>
+    <w:p>
+      <w:r>
+        <w:t>________________________________________________________________</w:t>
+      </w:r>
+    </w:p>
+    <w:p>
+      <w:r>
+        <w:t>________________________________________________________________</w:t>
+      </w:r>
+    </w:p>
+    <w:p>
+      <w:r>
+        <w:t>If you are unsure, return to the worked picture and explain one arrow. If you are ready, change an input or assumption and justify your prediction.</w:t>
+      </w:r>
+    </w:p>
+    <w:p>
+      <w:r>
+        <w:t>Save your workbook evidence. At the next review, try a different case before opening your old answer.</w:t>
       </w:r>
     </w:p>
     <w:sectPr>

--- a/downloads/student/ai-1-week-24.docx
+++ b/downloads/student/ai-1-week-24.docx
@@ -3802,6 +3802,207 @@
     <w:p>
       <w:r>
         <w:t>Save your workbook evidence. At the next review, try a different case before opening your old answer.</w:t>
+      </w:r>
+    </w:p>
+    <w:p>
+      <w:pPr>
+        <w:pStyle w:val="Heading1"/>
+      </w:pPr>
+      <w:r>
+        <w:t>17. Supported practice, repair and portfolio</w:t>
+      </w:r>
+    </w:p>
+    <w:p>
+      <w:r>
+        <w:t>Use this supported practice once, in the browser or on paper. Keep the reserved independent assessment for a separate first attempt before teacher feedback.</w:t>
+      </w:r>
+    </w:p>
+    <w:p>
+      <w:r>
+        <w:t>A fictional teacher wants to count broken craft tools by type, without contacting borrowers.</w:t>
+      </w:r>
+    </w:p>
+    <w:p>
+      <w:pPr>
+        <w:pStyle w:val="Heading3"/>
+      </w:pPr>
+      <w:r>
+        <w:t>Practice 1: explain the deciding evidence</w:t>
+      </w:r>
+    </w:p>
+    <w:p>
+      <w:r>
+        <w:t>Which labelled step matches this detail? Aggregate each tool type’s Yes count; record the authorised retention plan.</w:t>
+      </w:r>
+    </w:p>
+    <w:p>
+      <w:r>
+        <w:t>1. State purpose</w:t>
+      </w:r>
+    </w:p>
+    <w:p>
+      <w:r>
+        <w:t>2. Choose fields</w:t>
+      </w:r>
+    </w:p>
+    <w:p>
+      <w:r>
+        <w:t>3. Remove excess</w:t>
+      </w:r>
+    </w:p>
+    <w:p>
+      <w:r>
+        <w:t>4. Report totals</w:t>
+      </w:r>
+    </w:p>
+    <w:p>
+      <w:pPr>
+        <w:pStyle w:val="Heading3"/>
+      </w:pPr>
+      <w:r>
+        <w:t>My selected conclusion, deciding fact and explanation</w:t>
+      </w:r>
+    </w:p>
+    <w:p>
+      <w:r>
+        <w:t>________________________________________________________________</w:t>
+      </w:r>
+    </w:p>
+    <w:p>
+      <w:r>
+        <w:t>________________________________________________________________</w:t>
+      </w:r>
+    </w:p>
+    <w:p>
+      <w:r>
+        <w:t>________________________________________________________________</w:t>
+      </w:r>
+    </w:p>
+    <w:p>
+      <w:r>
+        <w:t>________________________________________________________________</w:t>
+      </w:r>
+    </w:p>
+    <w:p>
+      <w:r>
+        <w:t>________________________________________________________________</w:t>
+      </w:r>
+    </w:p>
+    <w:p>
+      <w:r>
+        <w:t>Hint if needed: Read the steps in the pictorial case. Match the supplied detail to the stage that performs or records it.</w:t>
+      </w:r>
+    </w:p>
+    <w:p>
+      <w:r>
+        <w:t>After your attempt, compare with the supported explanation: Report totals Aggregate each tool type’s Yes count; record the authorised retention plan. A field is justified by what the task needs to do, not by whether it might become useful someday. Names and birthdays do not help these repair totals. Replacing names with codes still leaves linked personal records if someone keeps a name-code key; collecting less can remove the need for that link entirely.</w:t>
+      </w:r>
+    </w:p>
+    <w:p>
+      <w:pPr>
+        <w:pStyle w:val="Heading3"/>
+      </w:pPr>
+      <w:r>
+        <w:t>Practice 2: explain the deciding evidence</w:t>
+      </w:r>
+    </w:p>
+    <w:p>
+      <w:r>
+        <w:t>Changed-case practice: The teacher adds an authorised task to return one repaired tool to its borrower. Which conclusion is supported by the supplied facts?</w:t>
+      </w:r>
+    </w:p>
+    <w:p>
+      <w:r>
+        <w:t>1. A minimal contact mechanism may now be needed for that tool.</w:t>
+      </w:r>
+    </w:p>
+    <w:p>
+      <w:r>
+        <w:t>2. This one example guarantees correct results for every future input.</w:t>
+      </w:r>
+    </w:p>
+    <w:p>
+      <w:r>
+        <w:t>3. We can decide the result without examining the changed input or the procedure.</w:t>
+      </w:r>
+    </w:p>
+    <w:p>
+      <w:pPr>
+        <w:pStyle w:val="Heading3"/>
+      </w:pPr>
+      <w:r>
+        <w:t>My selected conclusion, deciding fact and explanation</w:t>
+      </w:r>
+    </w:p>
+    <w:p>
+      <w:r>
+        <w:t>________________________________________________________________</w:t>
+      </w:r>
+    </w:p>
+    <w:p>
+      <w:r>
+        <w:t>________________________________________________________________</w:t>
+      </w:r>
+    </w:p>
+    <w:p>
+      <w:r>
+        <w:t>________________________________________________________________</w:t>
+      </w:r>
+    </w:p>
+    <w:p>
+      <w:r>
+        <w:t>________________________________________________________________</w:t>
+      </w:r>
+    </w:p>
+    <w:p>
+      <w:r>
+        <w:t>________________________________________________________________</w:t>
+      </w:r>
+    </w:p>
+    <w:p>
+      <w:r>
+        <w:t>Hint if needed: Use the changed condition and the deciding step in the pictorial trace. The answer must say what follows from those facts.</w:t>
+      </w:r>
+    </w:p>
+    <w:p>
+      <w:r>
+        <w:t>After your attempt, compare with the supported explanation: A minimal contact mechanism may now be needed for that tool. The purpose changed; reassess necessity rather than restoring every old field.</w:t>
+      </w:r>
+    </w:p>
+    <w:p>
+      <w:pPr>
+        <w:pStyle w:val="Heading3"/>
+      </w:pPr>
+      <w:r>
+        <w:t>Repair a missing building block</w:t>
+      </w:r>
+    </w:p>
+    <w:p>
+      <w:r>
+        <w:t>Review Fair for Whom? (ai-1/23). Goal: Compute a correct-out-of-assessed fraction and explain its denominator. Short practice: Which group loses performance under N, and can total improvement erase that fact?. Return to this week and explain what you changed.</w:t>
+      </w:r>
+    </w:p>
+    <w:p>
+      <w:r>
+        <w:t>Review Good Data, Bad Data (ai-1/21). Goal: Check records against a stated format, unit and meaning before using them. Short practice: Which repairs are evidence-backed in the original case, and which row must remain unknown?. Return to this week and explain what you changed.</w:t>
+      </w:r>
+    </w:p>
+    <w:p>
+      <w:r>
+        <w:t>Review Confidence Is Not Correctness (ai-1/18). Goal: Distinguish a confidence claim from evidence that a prediction was correct. Short practice: Was the unknown label guaranteed correct because its confidence was 80%?. Return to this week and explain what you changed.</w:t>
+      </w:r>
+    </w:p>
+    <w:p>
+      <w:pPr>
+        <w:pStyle w:val="Heading3"/>
+      </w:pPr>
+      <w:r>
+        <w:t>Keep your completed work</w:t>
+      </w:r>
+    </w:p>
+    <w:p>
+      <w:r>
+        <w:t>Use Download completed work in the hosted lesson to export your answers, reflections, practice feedback and code-run evidence. Open the HTML copy to read or print it. Drafts stay in this browser when storage is available; clear drafts on a shared device.</w:t>
       </w:r>
     </w:p>
     <w:sectPr>

--- a/downloads/student/ai-1-week-24.docx
+++ b/downloads/student/ai-1-week-24.docx
@@ -42,6 +42,11 @@
       </w:r>
     </w:p>
     <w:p>
+      <w:r>
+        <w:t>Start with the target: Justify which information a stated task needs and remove unnecessary fields. Try the recall before opening notes.</w:t>
+      </w:r>
+    </w:p>
+    <w:p>
       <w:pPr>
         <w:pStyle w:val="Heading3"/>
       </w:pPr>
@@ -50,18 +55,60 @@
       </w:r>
     </w:p>
     <w:p>
-      <w:r>
+      <w:pPr>
+        <w:spacing w:line="336" w:lineRule="auto" w:after="180"/>
+      </w:pPr>
+      <w:r>
+        <w:rPr>
+          <w:b w:val="0"/>
+        </w:rPr>
         <w:t>I can justify which information a stated task needs and remove unnecessary fields.</w:t>
       </w:r>
     </w:p>
     <w:p>
-      <w:r>
-        <w:t>I can distinguish reducing personal data from hiding a name.</w:t>
-      </w:r>
-    </w:p>
-    <w:p>
-      <w:r>
-        <w:t>I can design a simple access, retention and deletion plan for a classroom activity.</w:t>
+      <w:pPr>
+        <w:spacing w:line="336" w:lineRule="auto" w:after="180"/>
+      </w:pPr>
+      <w:r>
+        <w:rPr>
+          <w:b w:val="0"/>
+        </w:rPr>
+        <w:t xml:space="preserve">I can distinguish reducing </w:t>
+      </w:r>
+      <w:r>
+        <w:rPr>
+          <w:b/>
+        </w:rPr>
+        <w:t>personal data</w:t>
+      </w:r>
+      <w:r>
+        <w:rPr>
+          <w:b w:val="0"/>
+        </w:rPr>
+        <w:t xml:space="preserve"> from hiding a name.</w:t>
+      </w:r>
+    </w:p>
+    <w:p>
+      <w:pPr>
+        <w:spacing w:line="336" w:lineRule="auto" w:after="180"/>
+      </w:pPr>
+      <w:r>
+        <w:rPr>
+          <w:b w:val="0"/>
+        </w:rPr>
+        <w:t xml:space="preserve">I can design a simple access, </w:t>
+      </w:r>
+      <w:r>
+        <w:rPr>
+          <w:b/>
+        </w:rPr>
+        <w:t>retention</w:t>
+      </w:r>
+      <w:r>
+        <w:rPr>
+          <w:b w:val="0"/>
+        </w:rPr>
+        <w:t xml:space="preserve"> and deletion plan for a classroom activity.</w:t>
       </w:r>
     </w:p>
     <w:p>
@@ -73,32 +120,80 @@
       </w:r>
     </w:p>
     <w:p>
-      <w:r>
+      <w:pPr>
+        <w:spacing w:line="336" w:lineRule="auto" w:after="180"/>
+      </w:pPr>
+      <w:r>
+        <w:rPr>
+          <w:b w:val="0"/>
+        </w:rPr>
         <w:t>Close your notes first. A rough first answer helps us choose the right starting point; it is not a score for your ability.</w:t>
       </w:r>
     </w:p>
     <w:p>
-      <w:r>
+      <w:pPr>
+        <w:spacing w:line="336" w:lineRule="auto" w:after="180"/>
+      </w:pPr>
+      <w:r>
+        <w:rPr>
+          <w:b w:val="0"/>
+        </w:rPr>
         <w:t>Without opening the old lesson, explain one key idea from Fair for Whom?. Give an example and a mistake that the idea helps you avoid.</w:t>
       </w:r>
     </w:p>
     <w:p>
-      <w:r>
+      <w:pPr>
+        <w:spacing w:line="336" w:lineRule="auto" w:after="180"/>
+      </w:pPr>
+      <w:r>
+        <w:rPr>
+          <w:b w:val="0"/>
+        </w:rPr>
         <w:t>Without opening the old lesson, explain one key idea from Good Data, Bad Data. Give an example and a mistake that the idea helps you avoid.</w:t>
       </w:r>
     </w:p>
     <w:p>
-      <w:r>
+      <w:pPr>
+        <w:spacing w:line="336" w:lineRule="auto" w:after="180"/>
+      </w:pPr>
+      <w:r>
+        <w:rPr>
+          <w:b w:val="0"/>
+        </w:rPr>
         <w:t>Without opening the old lesson, explain one key idea from Confidence Is Not Correctness. Give an example and a mistake that the idea helps you avoid.</w:t>
       </w:r>
     </w:p>
     <w:p>
-      <w:r>
-        <w:t>After trying, check the relevant lesson or ask your teacher. Change the part of your explanation that the evidence shows was wrong.</w:t>
-      </w:r>
-    </w:p>
-    <w:p>
-      <w:r>
+      <w:pPr>
+        <w:spacing w:line="336" w:lineRule="auto" w:after="180"/>
+      </w:pPr>
+      <w:r>
+        <w:rPr>
+          <w:b w:val="0"/>
+        </w:rPr>
+        <w:t xml:space="preserve">After trying, check the relevant lesson or ask your teacher. Change the part of your explanation that the </w:t>
+      </w:r>
+      <w:r>
+        <w:rPr>
+          <w:b/>
+        </w:rPr>
+        <w:t>evidence</w:t>
+      </w:r>
+      <w:r>
+        <w:rPr>
+          <w:b w:val="0"/>
+        </w:rPr>
+        <w:t xml:space="preserve"> shows was wrong.</w:t>
+      </w:r>
+    </w:p>
+    <w:p>
+      <w:pPr>
+        <w:spacing w:line="336" w:lineRule="auto" w:after="180"/>
+      </w:pPr>
+      <w:r>
+        <w:rPr>
+          <w:b w:val="0"/>
+        </w:rPr>
         <w:t>A useful system should collect only information it truly needs.</w:t>
       </w:r>
     </w:p>
@@ -139,12 +234,33 @@
       </w:r>
     </w:p>
     <w:p>
-      <w:r>
+      <w:pPr>
+        <w:pStyle w:val="Heading3"/>
+      </w:pPr>
+      <w:r>
+        <w:t>Your target</w:t>
+      </w:r>
+    </w:p>
+    <w:p>
+      <w:pPr>
+        <w:spacing w:line="336" w:lineRule="auto" w:after="180"/>
+        <w:shd w:fill="EDF7F3"/>
+      </w:pPr>
+      <w:r>
+        <w:rPr>
+          <w:b w:val="0"/>
+        </w:rPr>
         <w:t>LEARNING TARGET  A book recommender requests genre, maximum pages, home address and a selfie. Keep only fields needed for genre and length matching. Explain one consequence of storing extra fields.</w:t>
       </w:r>
     </w:p>
     <w:p>
-      <w:r>
+      <w:pPr>
+        <w:spacing w:line="336" w:lineRule="auto" w:after="180"/>
+      </w:pPr>
+      <w:r>
+        <w:rPr>
+          <w:b w:val="0"/>
+        </w:rPr>
         <w:t>Learner name:</w:t>
       </w:r>
     </w:p>
@@ -157,7 +273,13 @@
       </w:r>
     </w:p>
     <w:p>
-      <w:r>
+      <w:pPr>
+        <w:spacing w:line="336" w:lineRule="auto" w:after="180"/>
+      </w:pPr>
+      <w:r>
+        <w:rPr>
+          <w:b w:val="0"/>
+        </w:rPr>
         <w:t>A report needs the number of correct answers out of 20 fictional test cards. Does that calculation require a student’s name or home address? Explain.</w:t>
       </w:r>
     </w:p>
@@ -170,7 +292,13 @@
       </w:r>
     </w:p>
     <w:p>
-      <w:r>
+      <w:pPr>
+        <w:spacing w:line="336" w:lineRule="auto" w:after="180"/>
+      </w:pPr>
+      <w:r>
+        <w:rPr>
+          <w:b w:val="0"/>
+        </w:rPr>
         <w:t>By the end, I can collect only information necessary for a stated task and explain coded-record limits.</w:t>
       </w:r>
     </w:p>
@@ -184,6 +312,17 @@
     </w:p>
     <w:p>
       <w:r>
+        <w:t>Investigate the supplied Privacy by Choosing Less case. Separate observations, given facts and assumptions before choosing an explanation.</w:t>
+      </w:r>
+    </w:p>
+    <w:p>
+      <w:pPr>
+        <w:spacing w:line="336" w:lineRule="auto" w:after="180"/>
+      </w:pPr>
+      <w:r>
+        <w:rPr>
+          <w:b/>
+        </w:rPr>
         <w:t>PICTURE STORY</w:t>
       </w:r>
     </w:p>
@@ -196,8 +335,26 @@
       </w:r>
     </w:p>
     <w:p>
-      <w:r>
-        <w:t>Pictures give clues; evidence tells us what the clues mean.</w:t>
+      <w:pPr>
+        <w:spacing w:line="336" w:lineRule="auto" w:after="180"/>
+      </w:pPr>
+      <w:r>
+        <w:rPr>
+          <w:b w:val="0"/>
+        </w:rPr>
+        <w:t xml:space="preserve">Pictures give clues; </w:t>
+      </w:r>
+      <w:r>
+        <w:rPr>
+          <w:b/>
+        </w:rPr>
+        <w:t>evidence</w:t>
+      </w:r>
+      <w:r>
+        <w:rPr>
+          <w:b w:val="0"/>
+        </w:rPr>
+        <w:t xml:space="preserve"> tells us what the clues mean.</w:t>
       </w:r>
     </w:p>
     <w:p>
@@ -237,7 +394,22 @@
       </w:r>
     </w:p>
     <w:p>
-      <w:r>
+      <w:pPr>
+        <w:pStyle w:val="Heading3"/>
+      </w:pPr>
+      <w:r>
+        <w:t>Start with this puzzle</w:t>
+      </w:r>
+    </w:p>
+    <w:p>
+      <w:pPr>
+        <w:spacing w:line="336" w:lineRule="auto" w:after="180"/>
+        <w:shd w:fill="F1F6FC"/>
+      </w:pPr>
+      <w:r>
+        <w:rPr>
+          <w:b w:val="0"/>
+        </w:rPr>
         <w:t>MYSTERY  A lunch helper needs food preferences and allergy information for its task, not a face photo, home address, or family income.</w:t>
       </w:r>
     </w:p>
@@ -250,33 +422,106 @@
       </w:r>
     </w:p>
     <w:p>
-      <w:r>
+      <w:pPr>
+        <w:spacing w:line="336" w:lineRule="auto" w:after="180"/>
+      </w:pPr>
+      <w:r>
+        <w:rPr>
+          <w:b w:val="0"/>
+        </w:rPr>
         <w:t>Name three visible details without explaining them yet.</w:t>
       </w:r>
     </w:p>
     <w:p>
-      <w:r>
+      <w:pPr>
+        <w:spacing w:line="336" w:lineRule="auto" w:after="180"/>
+      </w:pPr>
+      <w:r>
+        <w:rPr>
+          <w:b w:val="0"/>
+        </w:rPr>
         <w:t>Circle the detail most connected to the system's decision.</w:t>
       </w:r>
     </w:p>
     <w:p>
-      <w:r>
+      <w:pPr>
+        <w:spacing w:line="336" w:lineRule="auto" w:after="180"/>
+      </w:pPr>
+      <w:r>
+        <w:rPr>
+          <w:b w:val="0"/>
+        </w:rPr>
         <w:t>Name one detail that may be decoration or distraction.</w:t>
       </w:r>
     </w:p>
     <w:p>
-      <w:r>
-        <w:t>Make a first prediction and state the clue that supports it.</w:t>
-      </w:r>
-    </w:p>
-    <w:p>
-      <w:r>
-        <w:t>My observations, prediction, and evidence:</w:t>
-      </w:r>
-    </w:p>
-    <w:p>
-      <w:r>
-        <w:t>GOOD THINKING  A prediction can change when stronger evidence appears.</w:t>
+      <w:pPr>
+        <w:spacing w:line="336" w:lineRule="auto" w:after="180"/>
+      </w:pPr>
+      <w:r>
+        <w:rPr>
+          <w:b w:val="0"/>
+        </w:rPr>
+        <w:t xml:space="preserve">Make a first </w:t>
+      </w:r>
+      <w:r>
+        <w:rPr>
+          <w:b/>
+        </w:rPr>
+        <w:t>prediction</w:t>
+      </w:r>
+      <w:r>
+        <w:rPr>
+          <w:b w:val="0"/>
+        </w:rPr>
+        <w:t xml:space="preserve"> and state the clue that supports it.</w:t>
+      </w:r>
+    </w:p>
+    <w:p>
+      <w:pPr>
+        <w:spacing w:line="336" w:lineRule="auto" w:after="180"/>
+      </w:pPr>
+      <w:r>
+        <w:rPr>
+          <w:b w:val="0"/>
+        </w:rPr>
+        <w:t xml:space="preserve">My </w:t>
+      </w:r>
+      <w:r>
+        <w:rPr>
+          <w:b/>
+        </w:rPr>
+        <w:t>observation</w:t>
+      </w:r>
+      <w:r>
+        <w:rPr>
+          <w:b w:val="0"/>
+        </w:rPr>
+        <w:t xml:space="preserve">s, </w:t>
+      </w:r>
+      <w:r>
+        <w:rPr>
+          <w:b/>
+        </w:rPr>
+        <w:t>prediction</w:t>
+      </w:r>
+      <w:r>
+        <w:rPr>
+          <w:b w:val="0"/>
+        </w:rPr>
+        <w:t xml:space="preserve">, and </w:t>
+      </w:r>
+      <w:r>
+        <w:rPr>
+          <w:b/>
+        </w:rPr>
+        <w:t>evidence</w:t>
+      </w:r>
+      <w:r>
+        <w:rPr>
+          <w:b w:val="0"/>
+        </w:rPr>
+        <w:t>:</w:t>
       </w:r>
     </w:p>
     <w:p>
@@ -284,22 +529,147 @@
         <w:pStyle w:val="Heading3"/>
       </w:pPr>
       <w:r>
+        <w:t>Thinking habit</w:t>
+      </w:r>
+    </w:p>
+    <w:p>
+      <w:pPr>
+        <w:spacing w:line="336" w:lineRule="auto" w:after="180"/>
+        <w:shd w:fill="EDF7F3"/>
+      </w:pPr>
+      <w:r>
+        <w:rPr>
+          <w:b w:val="0"/>
+        </w:rPr>
+        <w:t xml:space="preserve">GOOD THINKING  A </w:t>
+      </w:r>
+      <w:r>
+        <w:rPr>
+          <w:b/>
+        </w:rPr>
+        <w:t>prediction</w:t>
+      </w:r>
+      <w:r>
+        <w:rPr>
+          <w:b w:val="0"/>
+        </w:rPr>
+        <w:t xml:space="preserve"> can change when stronger </w:t>
+      </w:r>
+      <w:r>
+        <w:rPr>
+          <w:b/>
+        </w:rPr>
+        <w:t>evidence</w:t>
+      </w:r>
+      <w:r>
+        <w:rPr>
+          <w:b w:val="0"/>
+        </w:rPr>
+        <w:t xml:space="preserve"> appears.</w:t>
+      </w:r>
+    </w:p>
+    <w:p>
+      <w:pPr>
+        <w:pStyle w:val="Heading3"/>
+      </w:pPr>
+      <w:r>
         <w:t>A closer explanation</w:t>
       </w:r>
     </w:p>
     <w:p>
-      <w:r>
-        <w:t>Privacy includes having appropriate boundaries around information about people. A useful first question is: what exact job are we trying to do? A second is: what is the least information that can do that job? Collecting extra details just because a form has room for them creates more information to protect.</w:t>
-      </w:r>
-    </w:p>
-    <w:p>
-      <w:r>
-        <w:t>Our fictional class wants to choose one of three workshop topics for Friday: drawing, music or coding. It needs a total for each topic, not a list of who chose what. Each fictional pupil gets one paper slip and marks one topic. No real class survey is needed for this lesson. The teacher counts the choices and uses the largest total; a tie goes to a class discussion.</w:t>
-      </w:r>
-    </w:p>
-    <w:p>
-      <w:r>
-        <w:t>A proposed form asks for name, full date of birth, home address, photograph and topic choice. For the stated counting task only the topic choice is needed. Remove the other fields before collection. Do not fill them in and promise to ignore them later. If the purpose changes to individual attendance, design and justify that separate task with the teacher rather than silently reusing the survey.</w:t>
+      <w:pPr>
+        <w:spacing w:line="336" w:lineRule="auto" w:after="180"/>
+      </w:pPr>
+      <w:r>
+        <w:rPr>
+          <w:b/>
+        </w:rPr>
+        <w:t>Privacy</w:t>
+      </w:r>
+      <w:r>
+        <w:rPr>
+          <w:b w:val="0"/>
+        </w:rPr>
+        <w:t xml:space="preserve"> includes having appropriate boundaries around information about people. A useful first question is: what exact job are we trying to do? A second is: what is the least information that can do that job?</w:t>
+      </w:r>
+    </w:p>
+    <w:p>
+      <w:pPr>
+        <w:spacing w:line="336" w:lineRule="auto" w:after="180"/>
+      </w:pPr>
+      <w:r>
+        <w:rPr>
+          <w:b w:val="0"/>
+        </w:rPr>
+        <w:t xml:space="preserve">Collecting extra details just because a form has room for them creates </w:t>
+      </w:r>
+      <w:r>
+        <w:rPr>
+          <w:b/>
+        </w:rPr>
+        <w:t>more information</w:t>
+      </w:r>
+      <w:r>
+        <w:rPr>
+          <w:b w:val="0"/>
+        </w:rPr>
+        <w:t xml:space="preserve"> to protect.</w:t>
+      </w:r>
+    </w:p>
+    <w:p>
+      <w:pPr>
+        <w:spacing w:line="336" w:lineRule="auto" w:after="180"/>
+      </w:pPr>
+      <w:r>
+        <w:rPr>
+          <w:b w:val="0"/>
+        </w:rPr>
+        <w:t>Our fictional class wants to choose one of three workshop topics for Friday: drawing, music or coding. It needs a total for each topic, not a list of who chose what.</w:t>
+      </w:r>
+    </w:p>
+    <w:p>
+      <w:pPr>
+        <w:spacing w:line="336" w:lineRule="auto" w:after="180"/>
+      </w:pPr>
+      <w:r>
+        <w:rPr>
+          <w:b w:val="0"/>
+        </w:rPr>
+        <w:t>Each fictional pupil gets one paper slip and marks one topic. No real class survey is needed for this lesson. The teacher counts the choices and uses the largest total; a tie goes to a class discussion.</w:t>
+      </w:r>
+    </w:p>
+    <w:p>
+      <w:pPr>
+        <w:spacing w:line="336" w:lineRule="auto" w:after="180"/>
+      </w:pPr>
+      <w:r>
+        <w:rPr>
+          <w:b w:val="0"/>
+        </w:rPr>
+        <w:t>A proposed form asks for name, full date of birth, home address, photograph and topic choice. For the stated counting task only the topic choice is needed. Remove the other fields before collection.</w:t>
+      </w:r>
+    </w:p>
+    <w:p>
+      <w:pPr>
+        <w:spacing w:line="336" w:lineRule="auto" w:after="180"/>
+      </w:pPr>
+      <w:r>
+        <w:rPr>
+          <w:b w:val="0"/>
+        </w:rPr>
+        <w:t xml:space="preserve">Do not fill them in and promise to ignore them later. If the </w:t>
+      </w:r>
+      <w:r>
+        <w:rPr>
+          <w:b/>
+        </w:rPr>
+        <w:t>purpose</w:t>
+      </w:r>
+      <w:r>
+        <w:rPr>
+          <w:b w:val="0"/>
+        </w:rPr>
+        <w:t xml:space="preserve"> changes to individual attendance, design and justify that separate task with the teacher rather than silently reusing the survey.</w:t>
       </w:r>
     </w:p>
     <w:p>
@@ -312,7 +682,24 @@
     </w:p>
     <w:p>
       <w:r>
-        <w:t>VISUAL MECHANISM</w:t>
+        <w:t>Follow the mechanism for Privacy by Choosing Less. Connect each labelled input, deciding step and result.</w:t>
+      </w:r>
+    </w:p>
+    <w:p>
+      <w:pPr>
+        <w:spacing w:line="336" w:lineRule="auto" w:after="180"/>
+      </w:pPr>
+      <w:r>
+        <w:rPr>
+          <w:b/>
+        </w:rPr>
+        <w:t xml:space="preserve">VISUAL </w:t>
+      </w:r>
+      <w:r>
+        <w:rPr>
+          <w:b/>
+        </w:rPr>
+        <w:t>MECHANISM</w:t>
       </w:r>
     </w:p>
     <w:p>
@@ -324,7 +711,13 @@
       </w:r>
     </w:p>
     <w:p>
-      <w:r>
+      <w:pPr>
+        <w:spacing w:line="336" w:lineRule="auto" w:after="180"/>
+      </w:pPr>
+      <w:r>
+        <w:rPr>
+          <w:b w:val="0"/>
+        </w:rPr>
         <w:t>Follow the information instead of imagining magic inside the machine.</w:t>
       </w:r>
     </w:p>
@@ -437,32 +830,164 @@
       </w:r>
     </w:p>
     <w:p>
-      <w:r>
-        <w:t>INPUT  candidate information fields</w:t>
-      </w:r>
-    </w:p>
-    <w:p>
-      <w:r>
-        <w:t>PROCESS  keep only fields needed for the stated goal</w:t>
-      </w:r>
-    </w:p>
-    <w:p>
-      <w:r>
-        <w:t>OUTPUT  useful result with reduced privacy risk</w:t>
-      </w:r>
-    </w:p>
-    <w:p>
-      <w:r>
+      <w:pPr>
+        <w:spacing w:line="336" w:lineRule="auto" w:after="180"/>
+      </w:pPr>
+      <w:r>
+        <w:rPr>
+          <w:b/>
+        </w:rPr>
+        <w:t>INPUT</w:t>
+      </w:r>
+      <w:r>
+        <w:rPr>
+          <w:b w:val="0"/>
+        </w:rPr>
+        <w:t xml:space="preserve">  candidate information fields</w:t>
+      </w:r>
+    </w:p>
+    <w:p>
+      <w:pPr>
+        <w:spacing w:line="336" w:lineRule="auto" w:after="180"/>
+      </w:pPr>
+      <w:r>
+        <w:rPr>
+          <w:b/>
+        </w:rPr>
+        <w:t>PROCESS</w:t>
+      </w:r>
+      <w:r>
+        <w:rPr>
+          <w:b w:val="0"/>
+        </w:rPr>
+        <w:t xml:space="preserve">  keep only fields needed for the stated goal</w:t>
+      </w:r>
+    </w:p>
+    <w:p>
+      <w:pPr>
+        <w:spacing w:line="336" w:lineRule="auto" w:after="180"/>
+      </w:pPr>
+      <w:r>
+        <w:rPr>
+          <w:b/>
+        </w:rPr>
+        <w:t>OUTPUT</w:t>
+      </w:r>
+      <w:r>
+        <w:rPr>
+          <w:b w:val="0"/>
+        </w:rPr>
+        <w:t xml:space="preserve">  useful result with reduced </w:t>
+      </w:r>
+      <w:r>
+        <w:rPr>
+          <w:b/>
+        </w:rPr>
+        <w:t>privacy</w:t>
+      </w:r>
+      <w:r>
+        <w:rPr>
+          <w:b w:val="0"/>
+        </w:rPr>
+        <w:t xml:space="preserve"> risk</w:t>
+      </w:r>
+    </w:p>
+    <w:p>
+      <w:pPr>
+        <w:pStyle w:val="Heading3"/>
+      </w:pPr>
+      <w:r>
+        <w:t>Key idea</w:t>
+      </w:r>
+    </w:p>
+    <w:p>
+      <w:pPr>
+        <w:spacing w:line="336" w:lineRule="auto" w:after="180"/>
+        <w:shd w:fill="EDF7F3"/>
+      </w:pPr>
+      <w:r>
+        <w:rPr>
+          <w:b w:val="0"/>
+        </w:rPr>
         <w:t>CORE IDEA  A useful system should collect only information it truly needs.</w:t>
       </w:r>
     </w:p>
     <w:p>
-      <w:r>
-        <w:t>UNDER THE HOOD  Data minimization limits collection, access, retention, and reuse to what is necessary for a defined purpose. Less data reduces breach exposure and misuse, but essential high-stakes information still needs secure, consent-aware handling.</w:t>
-      </w:r>
-    </w:p>
-    <w:p>
-      <w:r>
+      <w:pPr>
+        <w:pStyle w:val="Heading3"/>
+      </w:pPr>
+      <w:r>
+        <w:t>How the mechanism works</w:t>
+      </w:r>
+    </w:p>
+    <w:p>
+      <w:pPr>
+        <w:spacing w:line="336" w:lineRule="auto" w:after="180"/>
+        <w:shd w:fill="F1F6F8"/>
+      </w:pPr>
+      <w:r>
+        <w:rPr>
+          <w:b w:val="0"/>
+        </w:rPr>
+        <w:t xml:space="preserve">UNDER THE HOOD  </w:t>
+      </w:r>
+      <w:r>
+        <w:rPr>
+          <w:b/>
+        </w:rPr>
+        <w:t>Data minimization</w:t>
+      </w:r>
+      <w:r>
+        <w:rPr>
+          <w:b w:val="0"/>
+        </w:rPr>
+        <w:t xml:space="preserve"> limits collection, access, </w:t>
+      </w:r>
+      <w:r>
+        <w:rPr>
+          <w:b/>
+        </w:rPr>
+        <w:t>retention</w:t>
+      </w:r>
+      <w:r>
+        <w:rPr>
+          <w:b w:val="0"/>
+        </w:rPr>
+        <w:t xml:space="preserve">, and reuse to what is necessary for a defined </w:t>
+      </w:r>
+      <w:r>
+        <w:rPr>
+          <w:b/>
+        </w:rPr>
+        <w:t>purpose</w:t>
+      </w:r>
+      <w:r>
+        <w:rPr>
+          <w:b w:val="0"/>
+        </w:rPr>
+        <w:t>.</w:t>
+      </w:r>
+    </w:p>
+    <w:p>
+      <w:pPr>
+        <w:spacing w:line="336" w:lineRule="auto" w:after="180"/>
+        <w:shd w:fill="F1F6F8"/>
+      </w:pPr>
+      <w:r>
+        <w:rPr>
+          <w:b w:val="0"/>
+        </w:rPr>
+        <w:t>Less data reduces breach exposure and misuse, but essential high-stakes information still needs secure, consent-aware handling.</w:t>
+      </w:r>
+    </w:p>
+    <w:p>
+      <w:pPr>
+        <w:spacing w:line="336" w:lineRule="auto" w:after="180"/>
+      </w:pPr>
+      <w:r>
+        <w:rPr>
+          <w:b w:val="0"/>
+        </w:rPr>
         <w:t>Draw a fresh example with all three stages:</w:t>
       </w:r>
     </w:p>
@@ -663,13 +1188,83 @@
       </w:r>
     </w:p>
     <w:p>
-      <w:r>
-        <w:t>Suppose the fictional counts are drawing 8, music 7 and coding 5. These totals support the choice of drawing. There is no need to publish each slip or a photograph of a child holding it. The teacher checks the total of 20 against the number of slips and then follows the agreed school process for disposing of the slips after verification.</w:t>
-      </w:r>
-    </w:p>
-    <w:p>
-      <w:r>
-        <w:t>A retention plan needs a clear trigger and a responsible person: for example, the teacher disposes of the fictional vote slips after the totals are checked and the activity closes. Real classroom records must follow the school’s approved process. Deleting one visible copy does not prove that every backup, screenshot or previously shared copy is gone.</w:t>
+      <w:pPr>
+        <w:spacing w:line="336" w:lineRule="auto" w:after="180"/>
+      </w:pPr>
+      <w:r>
+        <w:rPr>
+          <w:b w:val="0"/>
+        </w:rPr>
+        <w:t>Suppose the fictional counts are drawing 8, music 7 and coding 5. These totals support the choice of drawing. There is no need to publish each slip or a photograph of a child holding it.</w:t>
+      </w:r>
+    </w:p>
+    <w:p>
+      <w:pPr>
+        <w:spacing w:line="336" w:lineRule="auto" w:after="180"/>
+      </w:pPr>
+      <w:r>
+        <w:rPr>
+          <w:b w:val="0"/>
+        </w:rPr>
+        <w:t xml:space="preserve">The teacher checks the total of 20 against the number of slips and then follows the agreed school </w:t>
+      </w:r>
+      <w:r>
+        <w:rPr>
+          <w:b/>
+        </w:rPr>
+        <w:t>process</w:t>
+      </w:r>
+      <w:r>
+        <w:rPr>
+          <w:b w:val="0"/>
+        </w:rPr>
+        <w:t xml:space="preserve"> for disposing of the slips after verification.</w:t>
+      </w:r>
+    </w:p>
+    <w:p>
+      <w:pPr>
+        <w:spacing w:line="336" w:lineRule="auto" w:after="180"/>
+      </w:pPr>
+      <w:r>
+        <w:rPr>
+          <w:b w:val="0"/>
+        </w:rPr>
+        <w:t xml:space="preserve">A </w:t>
+      </w:r>
+      <w:r>
+        <w:rPr>
+          <w:b/>
+        </w:rPr>
+        <w:t>retention</w:t>
+      </w:r>
+      <w:r>
+        <w:rPr>
+          <w:b w:val="0"/>
+        </w:rPr>
+        <w:t xml:space="preserve"> plan needs a clear trigger and a responsible person: for example, the teacher disposes of the fictional vote slips after the totals are checked and the activity closes.</w:t>
+      </w:r>
+    </w:p>
+    <w:p>
+      <w:pPr>
+        <w:spacing w:line="336" w:lineRule="auto" w:after="180"/>
+      </w:pPr>
+      <w:r>
+        <w:rPr>
+          <w:b w:val="0"/>
+        </w:rPr>
+        <w:t xml:space="preserve">Real classroom records must follow the school’s approved </w:t>
+      </w:r>
+      <w:r>
+        <w:rPr>
+          <w:b/>
+        </w:rPr>
+        <w:t>process</w:t>
+      </w:r>
+      <w:r>
+        <w:rPr>
+          <w:b w:val="0"/>
+        </w:rPr>
+        <w:t>. Deleting one visible copy does not prove that every backup, screenshot or previously shared copy is gone.</w:t>
       </w:r>
     </w:p>
     <w:p>
@@ -681,8 +1276,26 @@
       </w:r>
     </w:p>
     <w:p>
-      <w:r>
-        <w:t>Point to the input, the deciding step and the result in this week’s visual. Explain the same step in ordinary words. A picture helps when you can say what each part represents.</w:t>
+      <w:pPr>
+        <w:spacing w:line="336" w:lineRule="auto" w:after="180"/>
+      </w:pPr>
+      <w:r>
+        <w:rPr>
+          <w:b w:val="0"/>
+        </w:rPr>
+        <w:t xml:space="preserve">Point to the </w:t>
+      </w:r>
+      <w:r>
+        <w:rPr>
+          <w:b/>
+        </w:rPr>
+        <w:t>input</w:t>
+      </w:r>
+      <w:r>
+        <w:rPr>
+          <w:b w:val="0"/>
+        </w:rPr>
+        <w:t>, the deciding step and the result in this week’s visual. Explain the same step in ordinary words. A picture helps when you can say what each part represents.</w:t>
       </w:r>
     </w:p>
     <w:p>
@@ -695,6 +1308,17 @@
     </w:p>
     <w:p>
       <w:r>
+        <w:t>Compare the supplied cases for Privacy by Choosing Less. Identify the detail that changes the conclusion.</w:t>
+      </w:r>
+    </w:p>
+    <w:p>
+      <w:pPr>
+        <w:spacing w:line="336" w:lineRule="auto" w:after="180"/>
+      </w:pPr>
+      <w:r>
+        <w:rPr>
+          <w:b/>
+        </w:rPr>
         <w:t>PICTURE GALLERY</w:t>
       </w:r>
     </w:p>
@@ -707,8 +1331,26 @@
       </w:r>
     </w:p>
     <w:p>
-      <w:r>
-        <w:t>Use the visual cue, then read the evidence carefully.</w:t>
+      <w:pPr>
+        <w:spacing w:line="336" w:lineRule="auto" w:after="180"/>
+      </w:pPr>
+      <w:r>
+        <w:rPr>
+          <w:b w:val="0"/>
+        </w:rPr>
+        <w:t xml:space="preserve">Use the visual cue, then read the </w:t>
+      </w:r>
+      <w:r>
+        <w:rPr>
+          <w:b/>
+        </w:rPr>
+        <w:t>evidence</w:t>
+      </w:r>
+      <w:r>
+        <w:rPr>
+          <w:b w:val="0"/>
+        </w:rPr>
+        <w:t xml:space="preserve"> carefully.</w:t>
       </w:r>
     </w:p>
     <w:p>
@@ -856,56 +1498,237 @@
       </w:r>
     </w:p>
     <w:p>
-      <w:r>
+      <w:pPr>
+        <w:pStyle w:val="Heading3"/>
+      </w:pPr>
+      <w:r>
+        <w:t>The case to investigate</w:t>
+      </w:r>
+    </w:p>
+    <w:p>
+      <w:pPr>
+        <w:spacing w:line="336" w:lineRule="auto" w:after="180"/>
+        <w:shd w:fill="F1F6FC"/>
+      </w:pPr>
+      <w:r>
+        <w:rPr>
+          <w:b w:val="0"/>
+        </w:rPr>
         <w:t>CASE 1 — Allergy  Clue: needed for safe lunch filter. Meaning: relevant sensitive data.</w:t>
       </w:r>
     </w:p>
     <w:p>
-      <w:r>
+      <w:pPr>
+        <w:pStyle w:val="Heading3"/>
+      </w:pPr>
+      <w:r>
+        <w:t>The case to investigate</w:t>
+      </w:r>
+    </w:p>
+    <w:p>
+      <w:pPr>
+        <w:spacing w:line="336" w:lineRule="auto" w:after="180"/>
+        <w:shd w:fill="F1F6FC"/>
+      </w:pPr>
+      <w:r>
+        <w:rPr>
+          <w:b w:val="0"/>
+        </w:rPr>
         <w:t>CASE 2 — Favorite foods  Clue: useful for preference. Meaning: optional relevant data.</w:t>
       </w:r>
     </w:p>
     <w:p>
-      <w:r>
+      <w:pPr>
+        <w:pStyle w:val="Heading3"/>
+      </w:pPr>
+      <w:r>
+        <w:t>The case to investigate</w:t>
+      </w:r>
+    </w:p>
+    <w:p>
+      <w:pPr>
+        <w:spacing w:line="336" w:lineRule="auto" w:after="180"/>
+        <w:shd w:fill="F1F6FC"/>
+      </w:pPr>
+      <w:r>
+        <w:rPr>
+          <w:b w:val="0"/>
+        </w:rPr>
         <w:t>CASE 3 — Home address  Clue: not needed. Meaning: remove.</w:t>
       </w:r>
     </w:p>
     <w:p>
-      <w:r>
+      <w:pPr>
+        <w:pStyle w:val="Heading3"/>
+      </w:pPr>
+      <w:r>
+        <w:t>The case to investigate</w:t>
+      </w:r>
+    </w:p>
+    <w:p>
+      <w:pPr>
+        <w:spacing w:line="336" w:lineRule="auto" w:after="180"/>
+        <w:shd w:fill="F1F6FC"/>
+      </w:pPr>
+      <w:r>
+        <w:rPr>
+          <w:b w:val="0"/>
+        </w:rPr>
         <w:t>CASE 4 — Face photo  Clue: not needed for menu choice. Meaning: remove.</w:t>
       </w:r>
     </w:p>
     <w:p>
-      <w:r>
-        <w:t>BOUNDARY  Useful does not mean permitted forever or for every new purpose.</w:t>
-      </w:r>
-    </w:p>
-    <w:p>
-      <w:r>
-        <w:t>Which two pictures are easiest to confuse? What evidence separates them?</w:t>
-      </w:r>
-    </w:p>
-    <w:p>
       <w:pPr>
         <w:pStyle w:val="Heading3"/>
       </w:pPr>
       <w:r>
+        <w:t>Keep this boundary clear</w:t>
+      </w:r>
+    </w:p>
+    <w:p>
+      <w:pPr>
+        <w:spacing w:line="336" w:lineRule="auto" w:after="180"/>
+        <w:shd w:fill="FFF5E6"/>
+      </w:pPr>
+      <w:r>
+        <w:rPr>
+          <w:b w:val="0"/>
+        </w:rPr>
+        <w:t xml:space="preserve">BOUNDARY  Useful does not mean permitted forever or for every new </w:t>
+      </w:r>
+      <w:r>
+        <w:rPr>
+          <w:b/>
+        </w:rPr>
+        <w:t>purpose</w:t>
+      </w:r>
+      <w:r>
+        <w:rPr>
+          <w:b w:val="0"/>
+        </w:rPr>
+        <w:t>.</w:t>
+      </w:r>
+    </w:p>
+    <w:p>
+      <w:pPr>
+        <w:spacing w:line="336" w:lineRule="auto" w:after="180"/>
+        <w:shd w:fill="F5F1FB"/>
+      </w:pPr>
+      <w:r>
+        <w:rPr>
+          <w:b w:val="0"/>
+        </w:rPr>
+        <w:t xml:space="preserve">Which two pictures are easiest to confuse? What </w:t>
+      </w:r>
+      <w:r>
+        <w:rPr>
+          <w:b/>
+        </w:rPr>
+        <w:t>evidence</w:t>
+      </w:r>
+      <w:r>
+        <w:rPr>
+          <w:b w:val="0"/>
+        </w:rPr>
+        <w:t xml:space="preserve"> separates them?</w:t>
+      </w:r>
+    </w:p>
+    <w:p>
+      <w:pPr>
+        <w:pStyle w:val="Heading3"/>
+      </w:pPr>
+      <w:r>
         <w:t>Change one thing in the pictured case</w:t>
       </w:r>
     </w:p>
     <w:p>
-      <w:r>
+      <w:pPr>
+        <w:pStyle w:val="Heading3"/>
+      </w:pPr>
+      <w:r>
+        <w:t>Change one thing</w:t>
+      </w:r>
+    </w:p>
+    <w:p>
+      <w:pPr>
+        <w:spacing w:line="336" w:lineRule="auto" w:after="180"/>
+        <w:shd w:fill="F5F1FB"/>
+      </w:pPr>
+      <w:r>
+        <w:rPr>
+          <w:b w:val="0"/>
+        </w:rPr>
         <w:t>Change: The teacher adds an authorised task to return one repaired tool to its borrower.</w:t>
       </w:r>
     </w:p>
     <w:p>
-      <w:r>
-        <w:t>Prediction: A minimal contact mechanism may now be needed for that tool.</w:t>
-      </w:r>
-    </w:p>
-    <w:p>
-      <w:r>
-        <w:t>Reason: The purpose changed; reassess necessity rather than restoring every old field.</w:t>
+      <w:pPr>
+        <w:pStyle w:val="Heading3"/>
+      </w:pPr>
+      <w:r>
+        <w:t>Predicted result</w:t>
+      </w:r>
+    </w:p>
+    <w:p>
+      <w:pPr>
+        <w:spacing w:line="336" w:lineRule="auto" w:after="180"/>
+        <w:shd w:fill="F1F6FC"/>
+      </w:pPr>
+      <w:r>
+        <w:rPr>
+          <w:b/>
+        </w:rPr>
+        <w:t>Prediction</w:t>
+      </w:r>
+      <w:r>
+        <w:rPr>
+          <w:b w:val="0"/>
+        </w:rPr>
+        <w:t xml:space="preserve">: A minimal contact </w:t>
+      </w:r>
+      <w:r>
+        <w:rPr>
+          <w:b/>
+        </w:rPr>
+        <w:t>mechanism</w:t>
+      </w:r>
+      <w:r>
+        <w:rPr>
+          <w:b w:val="0"/>
+        </w:rPr>
+        <w:t xml:space="preserve"> may now be needed for that tool.</w:t>
+      </w:r>
+    </w:p>
+    <w:p>
+      <w:pPr>
+        <w:pStyle w:val="Heading3"/>
+      </w:pPr>
+      <w:r>
+        <w:t>Why the result follows</w:t>
+      </w:r>
+    </w:p>
+    <w:p>
+      <w:pPr>
+        <w:spacing w:line="336" w:lineRule="auto" w:after="180"/>
+        <w:shd w:fill="F1F6FC"/>
+      </w:pPr>
+      <w:r>
+        <w:rPr>
+          <w:b w:val="0"/>
+        </w:rPr>
+        <w:t xml:space="preserve">Reason: The </w:t>
+      </w:r>
+      <w:r>
+        <w:rPr>
+          <w:b/>
+        </w:rPr>
+        <w:t>purpose</w:t>
+      </w:r>
+      <w:r>
+        <w:rPr>
+          <w:b w:val="0"/>
+        </w:rPr>
+        <w:t xml:space="preserve"> changed; reassess necessity rather than restoring every old field.</w:t>
       </w:r>
     </w:p>
     <w:p>
@@ -918,6 +1741,17 @@
     </w:p>
     <w:p>
       <w:r>
+        <w:t>Use the vocabulary of Privacy by Choosing Less to explain a concrete decision, rather than only memorising definitions.</w:t>
+      </w:r>
+    </w:p>
+    <w:p>
+      <w:pPr>
+        <w:spacing w:line="336" w:lineRule="auto" w:after="180"/>
+      </w:pPr>
+      <w:r>
+        <w:rPr>
+          <w:b/>
+        </w:rPr>
         <w:t>VOCABULARY</w:t>
       </w:r>
     </w:p>
@@ -930,7 +1764,13 @@
       </w:r>
     </w:p>
     <w:p>
-      <w:r>
+      <w:pPr>
+        <w:spacing w:line="336" w:lineRule="auto" w:after="180"/>
+      </w:pPr>
+      <w:r>
+        <w:rPr>
+          <w:b w:val="0"/>
+        </w:rPr>
         <w:t>The badge is a memory cue; the definition does the real thinking work.</w:t>
       </w:r>
     </w:p>
@@ -1254,17 +2094,57 @@
       </w:r>
     </w:p>
     <w:p>
-      <w:r>
+      <w:pPr>
+        <w:pStyle w:val="Heading3"/>
+      </w:pPr>
+      <w:r>
+        <w:t>Find the unsupported claim</w:t>
+      </w:r>
+    </w:p>
+    <w:p>
+      <w:pPr>
+        <w:spacing w:line="336" w:lineRule="auto" w:after="180"/>
+        <w:shd w:fill="F5F1FB"/>
+      </w:pPr>
+      <w:r>
+        <w:rPr>
+          <w:b w:val="0"/>
+        </w:rPr>
         <w:t>CLAIM TO REPAIR  Collect data now in case it becomes useful later.</w:t>
       </w:r>
     </w:p>
     <w:p>
-      <w:r>
-        <w:t>Use one vocabulary word and one piece of evidence to repair it:</w:t>
-      </w:r>
-    </w:p>
-    <w:p>
-      <w:r>
+      <w:pPr>
+        <w:spacing w:line="336" w:lineRule="auto" w:after="180"/>
+      </w:pPr>
+      <w:r>
+        <w:rPr>
+          <w:b w:val="0"/>
+        </w:rPr>
+        <w:t xml:space="preserve">Use one vocabulary word and one piece of </w:t>
+      </w:r>
+      <w:r>
+        <w:rPr>
+          <w:b/>
+        </w:rPr>
+        <w:t>evidence</w:t>
+      </w:r>
+      <w:r>
+        <w:rPr>
+          <w:b w:val="0"/>
+        </w:rPr>
+        <w:t xml:space="preserve"> to repair it:</w:t>
+      </w:r>
+    </w:p>
+    <w:p>
+      <w:pPr>
+        <w:spacing w:line="336" w:lineRule="auto" w:after="180"/>
+        <w:shd w:fill="EDF7F3"/>
+      </w:pPr>
+      <w:r>
+        <w:rPr>
+          <w:b w:val="0"/>
+        </w:rPr>
         <w:t>WORD POWER  A strong definition helps you decide something in a new case.</w:t>
       </w:r>
     </w:p>
@@ -1388,6 +2268,17 @@
     </w:p>
     <w:p>
       <w:r>
+        <w:t>Follow the worked trace for Privacy by Choosing Less, predict a step, then compare with its explanation.</w:t>
+      </w:r>
+    </w:p>
+    <w:p>
+      <w:pPr>
+        <w:spacing w:line="336" w:lineRule="auto" w:after="180"/>
+      </w:pPr>
+      <w:r>
+        <w:rPr>
+          <w:b/>
+        </w:rPr>
         <w:t>WORKED EXAMPLE</w:t>
       </w:r>
     </w:p>
@@ -1400,8 +2291,26 @@
       </w:r>
     </w:p>
     <w:p>
-      <w:r>
-        <w:t>Every step connects a claim to observable evidence.</w:t>
+      <w:pPr>
+        <w:spacing w:line="336" w:lineRule="auto" w:after="180"/>
+      </w:pPr>
+      <w:r>
+        <w:rPr>
+          <w:b w:val="0"/>
+        </w:rPr>
+        <w:t xml:space="preserve">Every step connects a claim to observable </w:t>
+      </w:r>
+      <w:r>
+        <w:rPr>
+          <w:b/>
+        </w:rPr>
+        <w:t>evidence</w:t>
+      </w:r>
+      <w:r>
+        <w:rPr>
+          <w:b w:val="0"/>
+        </w:rPr>
+        <w:t>.</w:t>
       </w:r>
     </w:p>
     <w:p>
@@ -1441,38 +2350,195 @@
       </w:r>
     </w:p>
     <w:p>
-      <w:r>
+      <w:pPr>
+        <w:pStyle w:val="Heading3"/>
+      </w:pPr>
+      <w:r>
+        <w:t>The case to investigate</w:t>
+      </w:r>
+    </w:p>
+    <w:p>
+      <w:pPr>
+        <w:spacing w:line="336" w:lineRule="auto" w:after="180"/>
+        <w:shd w:fill="F1F6FC"/>
+      </w:pPr>
+      <w:r>
+        <w:rPr>
+          <w:b w:val="0"/>
+        </w:rPr>
         <w:t>CASE  A lunch helper needs food preferences and allergy information for its task, not a face photo, home address, or family income.</w:t>
       </w:r>
     </w:p>
     <w:p>
-      <w:r>
+      <w:pPr>
+        <w:pStyle w:val="Heading3"/>
+      </w:pPr>
+      <w:r>
+        <w:t>Step 1</w:t>
+      </w:r>
+    </w:p>
+    <w:p>
+      <w:pPr>
+        <w:spacing w:line="336" w:lineRule="auto" w:after="180"/>
+        <w:shd w:fill="F4F9FC"/>
+      </w:pPr>
+      <w:r>
+        <w:rPr>
+          <w:b w:val="0"/>
+        </w:rPr>
         <w:t>STEP 1 — OBSERVE  candidate information fields</w:t>
       </w:r>
     </w:p>
     <w:p>
-      <w:r>
+      <w:pPr>
+        <w:pStyle w:val="Heading3"/>
+      </w:pPr>
+      <w:r>
+        <w:t>Step 2</w:t>
+      </w:r>
+    </w:p>
+    <w:p>
+      <w:pPr>
+        <w:spacing w:line="336" w:lineRule="auto" w:after="180"/>
+        <w:shd w:fill="F4F9FC"/>
+      </w:pPr>
+      <w:r>
+        <w:rPr>
+          <w:b w:val="0"/>
+        </w:rPr>
         <w:t>STEP 2 — TRACE  keep only fields needed for the stated goal</w:t>
       </w:r>
     </w:p>
     <w:p>
-      <w:r>
-        <w:t>STEP 3 — CONCLUDE  useful result with reduced privacy risk</w:t>
-      </w:r>
-    </w:p>
-    <w:p>
-      <w:r>
-        <w:t>MODEL REASONING  Keep only information required for safety and stated preferences, allow a person to provide or update it, restrict access, and delete it when the purpose ends. Explain why each removed field adds risk without benefit.</w:t>
-      </w:r>
-    </w:p>
-    <w:p>
-      <w:r>
-        <w:t>DO NOT OVERCLAIM  Useful does not mean permitted forever or for every new purpose.</w:t>
-      </w:r>
-    </w:p>
-    <w:p>
-      <w:r>
-        <w:t>What new evidence could change this answer?</w:t>
+      <w:pPr>
+        <w:pStyle w:val="Heading3"/>
+      </w:pPr>
+      <w:r>
+        <w:t>Step 3</w:t>
+      </w:r>
+    </w:p>
+    <w:p>
+      <w:pPr>
+        <w:spacing w:line="336" w:lineRule="auto" w:after="180"/>
+        <w:shd w:fill="F4F9FC"/>
+      </w:pPr>
+      <w:r>
+        <w:rPr>
+          <w:b w:val="0"/>
+        </w:rPr>
+        <w:t xml:space="preserve">STEP 3 — CONCLUDE  useful result with reduced </w:t>
+      </w:r>
+      <w:r>
+        <w:rPr>
+          <w:b/>
+        </w:rPr>
+        <w:t>privacy</w:t>
+      </w:r>
+      <w:r>
+        <w:rPr>
+          <w:b w:val="0"/>
+        </w:rPr>
+        <w:t xml:space="preserve"> risk</w:t>
+      </w:r>
+    </w:p>
+    <w:p>
+      <w:pPr>
+        <w:pStyle w:val="Heading3"/>
+      </w:pPr>
+      <w:r>
+        <w:t>Model answer</w:t>
+      </w:r>
+    </w:p>
+    <w:p>
+      <w:pPr>
+        <w:spacing w:line="336" w:lineRule="auto" w:after="180"/>
+        <w:shd w:fill="F1F6FC"/>
+      </w:pPr>
+      <w:r>
+        <w:rPr>
+          <w:b w:val="0"/>
+        </w:rPr>
+        <w:t xml:space="preserve">MODEL REASONING  Keep only information required for safety and stated preferences, allow a person to provide or update it, restrict access, and delete it when the </w:t>
+      </w:r>
+      <w:r>
+        <w:rPr>
+          <w:b/>
+        </w:rPr>
+        <w:t>purpose</w:t>
+      </w:r>
+      <w:r>
+        <w:rPr>
+          <w:b w:val="0"/>
+        </w:rPr>
+        <w:t xml:space="preserve"> ends.</w:t>
+      </w:r>
+    </w:p>
+    <w:p>
+      <w:pPr>
+        <w:spacing w:line="336" w:lineRule="auto" w:after="180"/>
+        <w:shd w:fill="F1F6FC"/>
+      </w:pPr>
+      <w:r>
+        <w:rPr>
+          <w:b w:val="0"/>
+        </w:rPr>
+        <w:t>Explain why each removed field adds risk without benefit.</w:t>
+      </w:r>
+    </w:p>
+    <w:p>
+      <w:pPr>
+        <w:pStyle w:val="Heading3"/>
+      </w:pPr>
+      <w:r>
+        <w:t>A claim to avoid</w:t>
+      </w:r>
+    </w:p>
+    <w:p>
+      <w:pPr>
+        <w:spacing w:line="336" w:lineRule="auto" w:after="180"/>
+        <w:shd w:fill="FFF5E6"/>
+      </w:pPr>
+      <w:r>
+        <w:rPr>
+          <w:b w:val="0"/>
+        </w:rPr>
+        <w:t xml:space="preserve">DO NOT OVERCLAIM  Useful does not mean permitted forever or for every new </w:t>
+      </w:r>
+      <w:r>
+        <w:rPr>
+          <w:b/>
+        </w:rPr>
+        <w:t>purpose</w:t>
+      </w:r>
+      <w:r>
+        <w:rPr>
+          <w:b w:val="0"/>
+        </w:rPr>
+        <w:t>.</w:t>
+      </w:r>
+    </w:p>
+    <w:p>
+      <w:pPr>
+        <w:spacing w:line="336" w:lineRule="auto" w:after="180"/>
+        <w:shd w:fill="F5F1FB"/>
+      </w:pPr>
+      <w:r>
+        <w:rPr>
+          <w:b w:val="0"/>
+        </w:rPr>
+        <w:t xml:space="preserve">What new </w:t>
+      </w:r>
+      <w:r>
+        <w:rPr>
+          <w:b/>
+        </w:rPr>
+        <w:t>evidence</w:t>
+      </w:r>
+      <w:r>
+        <w:rPr>
+          <w:b w:val="0"/>
+        </w:rPr>
+        <w:t xml:space="preserve"> could change this answer?</w:t>
       </w:r>
     </w:p>
     <w:p>
@@ -1627,25 +2693,97 @@
       </w:tr>
     </w:tbl>
     <w:p>
-      <w:r>
-        <w:t>A code is not a promise of anonymity. If a teacher keeps a key connecting P07 to a pupil, the coded record can still be linked to that pupil. Even without a key, a combination such as an exact birthday, a team and a photograph may identify someone. Ask whether a reader could connect the information to a person, not just whether the name column is blank.</w:t>
-      </w:r>
-    </w:p>
-    <w:p>
-      <w:r>
-        <w:t>Totals also need context. A report saying that the only member of a tiny club chose music reveals that member’s choice. Our whole-class topic totals reveal less detail than individual rows, but we should not describe every possible total as automatically anonymous. Share only what the audience needs for the purpose.</w:t>
-      </w:r>
-    </w:p>
-    <w:p>
       <w:pPr>
         <w:pStyle w:val="Heading3"/>
       </w:pPr>
       <w:r>
+        <w:t>Worked explanation · Privacy by Choosing Less</w:t>
+      </w:r>
+    </w:p>
+    <w:p>
+      <w:pPr>
+        <w:spacing w:line="336" w:lineRule="auto" w:after="180"/>
+        <w:shd w:fill="F1F6FC"/>
+      </w:pPr>
+      <w:r>
+        <w:rPr>
+          <w:b w:val="0"/>
+        </w:rPr>
+        <w:t>A code is not a promise of anonymity. If a teacher keeps a key connecting P07 to a pupil, the coded record can still be linked to that pupil.</w:t>
+      </w:r>
+    </w:p>
+    <w:p>
+      <w:pPr>
+        <w:spacing w:line="336" w:lineRule="auto" w:after="180"/>
+        <w:shd w:fill="F1F6FC"/>
+      </w:pPr>
+      <w:r>
+        <w:rPr>
+          <w:b w:val="0"/>
+        </w:rPr>
+        <w:t>Even without a key, a combination such as an exact birthday, a team and a photograph may identify someone. Ask whether a reader could connect the information to a person, not just whether the name column is blank.</w:t>
+      </w:r>
+    </w:p>
+    <w:p>
+      <w:pPr>
+        <w:pStyle w:val="Heading3"/>
+      </w:pPr>
+      <w:r>
+        <w:t>Worked explanation · Privacy by Choosing Less</w:t>
+      </w:r>
+    </w:p>
+    <w:p>
+      <w:pPr>
+        <w:spacing w:line="336" w:lineRule="auto" w:after="180"/>
+        <w:shd w:fill="F1F6FC"/>
+      </w:pPr>
+      <w:r>
+        <w:rPr>
+          <w:b w:val="0"/>
+        </w:rPr>
+        <w:t>Totals also need context. A report saying that the only member of a tiny club chose music reveals that member’s choice.</w:t>
+      </w:r>
+    </w:p>
+    <w:p>
+      <w:pPr>
+        <w:spacing w:line="336" w:lineRule="auto" w:after="180"/>
+        <w:shd w:fill="F1F6FC"/>
+      </w:pPr>
+      <w:r>
+        <w:rPr>
+          <w:b w:val="0"/>
+        </w:rPr>
+        <w:t xml:space="preserve">Our whole-class topic totals reveal less detail than individual rows, but we should not describe every possible total as automatically anonymous. Share only what the audience needs for the </w:t>
+      </w:r>
+      <w:r>
+        <w:rPr>
+          <w:b/>
+        </w:rPr>
+        <w:t>purpose</w:t>
+      </w:r>
+      <w:r>
+        <w:rPr>
+          <w:b w:val="0"/>
+        </w:rPr>
+        <w:t>.</w:t>
+      </w:r>
+    </w:p>
+    <w:p>
+      <w:pPr>
+        <w:pStyle w:val="Heading3"/>
+      </w:pPr>
+      <w:r>
         <w:t>Learn from the worked case</w:t>
       </w:r>
     </w:p>
     <w:p>
-      <w:r>
+      <w:pPr>
+        <w:spacing w:line="336" w:lineRule="auto" w:after="180"/>
+      </w:pPr>
+      <w:r>
+        <w:rPr>
+          <w:b w:val="0"/>
+        </w:rPr>
         <w:t>Cover the result before checking it. Say what is given, choose the procedure, and follow one step at a time. Then uncover the result and explain your first mismatch. Ask why a step is allowed, not only what number it produces.</w:t>
       </w:r>
     </w:p>
@@ -1658,7 +2796,13 @@
       </w:r>
     </w:p>
     <w:p>
-      <w:r>
+      <w:pPr>
+        <w:spacing w:line="336" w:lineRule="auto" w:after="180"/>
+      </w:pPr>
+      <w:r>
+        <w:rPr>
+          <w:b w:val="0"/>
+        </w:rPr>
         <w:t>A fictional teacher wants to count broken craft tools by type, without contacting borrowers.</w:t>
       </w:r>
     </w:p>
@@ -1671,12 +2815,54 @@
       </w:r>
     </w:p>
     <w:p>
-      <w:r>
-        <w:t>Needed output: totals for scissors, ruler and hole-punch repairs.</w:t>
-      </w:r>
-    </w:p>
-    <w:p>
-      <w:r>
+      <w:pPr>
+        <w:pStyle w:val="Heading3"/>
+      </w:pPr>
+      <w:r>
+        <w:t>Supplied facts</w:t>
+      </w:r>
+    </w:p>
+    <w:p>
+      <w:pPr>
+        <w:spacing w:line="336" w:lineRule="auto" w:after="180"/>
+        <w:shd w:fill="F1F6FC"/>
+      </w:pPr>
+      <w:r>
+        <w:rPr>
+          <w:b w:val="0"/>
+        </w:rPr>
+        <w:t xml:space="preserve">Needed </w:t>
+      </w:r>
+      <w:r>
+        <w:rPr>
+          <w:b/>
+        </w:rPr>
+        <w:t>output</w:t>
+      </w:r>
+      <w:r>
+        <w:rPr>
+          <w:b w:val="0"/>
+        </w:rPr>
+        <w:t>: totals for scissors, ruler and hole-punch repairs.</w:t>
+      </w:r>
+    </w:p>
+    <w:p>
+      <w:pPr>
+        <w:pStyle w:val="Heading3"/>
+      </w:pPr>
+      <w:r>
+        <w:t>Supplied facts</w:t>
+      </w:r>
+    </w:p>
+    <w:p>
+      <w:pPr>
+        <w:spacing w:line="336" w:lineRule="auto" w:after="180"/>
+        <w:shd w:fill="F1F6FC"/>
+      </w:pPr>
+      <w:r>
+        <w:rPr>
+          <w:b w:val="0"/>
+        </w:rPr>
         <w:t>Draft form requests pupil name, birthday, tool type and repair-needed Yes/No. No borrower follow-up is required.</w:t>
       </w:r>
     </w:p>
@@ -1862,30 +3048,102 @@
       </w:r>
     </w:p>
     <w:p>
-      <w:r>
-        <w:t>A field is justified by what the task needs to do, not by whether it might become useful someday. Names and birthdays do not help these repair totals. Replacing names with codes still leaves linked personal records if someone keeps a name-code key; collecting less can remove the need for that link entirely.</w:t>
-      </w:r>
-    </w:p>
-    <w:p>
       <w:pPr>
         <w:pStyle w:val="Heading3"/>
       </w:pPr>
       <w:r>
+        <w:t>Why the result follows</w:t>
+      </w:r>
+    </w:p>
+    <w:p>
+      <w:pPr>
+        <w:spacing w:line="336" w:lineRule="auto" w:after="180"/>
+        <w:shd w:fill="F1F6FC"/>
+      </w:pPr>
+      <w:r>
+        <w:rPr>
+          <w:b w:val="0"/>
+        </w:rPr>
+        <w:t>A field is justified by what the task needs to do, not by whether it might become useful someday. Names and birthdays do not help these repair totals.</w:t>
+      </w:r>
+    </w:p>
+    <w:p>
+      <w:pPr>
+        <w:spacing w:line="336" w:lineRule="auto" w:after="180"/>
+        <w:shd w:fill="F1F6FC"/>
+      </w:pPr>
+      <w:r>
+        <w:rPr>
+          <w:b w:val="0"/>
+        </w:rPr>
+        <w:t>Replacing names with codes still leaves linked personal records if someone keeps a name-code key; collecting less can remove the need for that link entirely.</w:t>
+      </w:r>
+    </w:p>
+    <w:p>
+      <w:pPr>
+        <w:pStyle w:val="Heading3"/>
+      </w:pPr>
+      <w:r>
         <w:t>What this example does not establish</w:t>
       </w:r>
     </w:p>
     <w:p>
-      <w:r>
+      <w:pPr>
+        <w:pStyle w:val="Heading3"/>
+      </w:pPr>
+      <w:r>
+        <w:t>Keep the stated limit</w:t>
+      </w:r>
+    </w:p>
+    <w:p>
+      <w:pPr>
+        <w:spacing w:line="336" w:lineRule="auto" w:after="180"/>
+        <w:shd w:fill="FFF5E6"/>
+      </w:pPr>
+      <w:r>
+        <w:rPr>
+          <w:b w:val="0"/>
+        </w:rPr>
         <w:t>Removing these fields is not a universal guarantee of anonymity or permission to collect other identifying combinations.</w:t>
       </w:r>
     </w:p>
     <w:p>
-      <w:r>
+      <w:pPr>
+        <w:pStyle w:val="Heading3"/>
+      </w:pPr>
+      <w:r>
+        <w:t>Keep the stated limit</w:t>
+      </w:r>
+    </w:p>
+    <w:p>
+      <w:pPr>
+        <w:spacing w:line="336" w:lineRule="auto" w:after="180"/>
+        <w:shd w:fill="FFF5E6"/>
+      </w:pPr>
+      <w:r>
+        <w:rPr>
+          <w:b w:val="0"/>
+        </w:rPr>
         <w:t>Read the labelled picture: For the original task, does adding an anonymous-looking pupil code improve the repair count?</w:t>
       </w:r>
     </w:p>
     <w:p>
-      <w:r>
+      <w:pPr>
+        <w:pStyle w:val="Heading3"/>
+      </w:pPr>
+      <w:r>
+        <w:t>Keep the stated limit</w:t>
+      </w:r>
+    </w:p>
+    <w:p>
+      <w:pPr>
+        <w:spacing w:line="336" w:lineRule="auto" w:after="180"/>
+        <w:shd w:fill="FFF5E6"/>
+      </w:pPr>
+      <w:r>
+        <w:rPr>
+          <w:b w:val="0"/>
+        </w:rPr>
         <w:t>Change one thing: The teacher adds an authorised task to return one repaired tool to its borrower. Predict the result before checking the explanation. What remains the same?</w:t>
       </w:r>
     </w:p>
@@ -1899,6 +3157,17 @@
     </w:p>
     <w:p>
       <w:r>
+        <w:t>Find the unsupported step in the Privacy by Choosing Less claim and explain a repair using the supplied evidence.</w:t>
+      </w:r>
+    </w:p>
+    <w:p>
+      <w:pPr>
+        <w:spacing w:line="336" w:lineRule="auto" w:after="180"/>
+      </w:pPr>
+      <w:r>
+        <w:rPr>
+          <w:b/>
+        </w:rPr>
         <w:t>COMPARE</w:t>
       </w:r>
     </w:p>
@@ -1911,7 +3180,13 @@
       </w:r>
     </w:p>
     <w:p>
-      <w:r>
+      <w:pPr>
+        <w:spacing w:line="336" w:lineRule="auto" w:after="180"/>
+      </w:pPr>
+      <w:r>
+        <w:rPr>
+          <w:b w:val="0"/>
+        </w:rPr>
         <w:t>A comparison helps reveal the true concept boundary.</w:t>
       </w:r>
     </w:p>
@@ -2099,53 +3374,236 @@
       </w:r>
     </w:p>
     <w:p>
-      <w:r>
+      <w:pPr>
+        <w:pStyle w:val="Heading3"/>
+      </w:pPr>
+      <w:r>
+        <w:t>Challenge claim A</w:t>
+      </w:r>
+    </w:p>
+    <w:p>
+      <w:pPr>
+        <w:spacing w:line="336" w:lineRule="auto" w:after="180"/>
+        <w:shd w:fill="F5F1FB"/>
+      </w:pPr>
+      <w:r>
+        <w:rPr>
+          <w:b w:val="0"/>
+        </w:rPr>
         <w:t>CLAIM A  Collect data now in case it becomes useful later.</w:t>
       </w:r>
     </w:p>
     <w:p>
-      <w:r>
+      <w:pPr>
+        <w:spacing w:line="336" w:lineRule="auto" w:after="180"/>
+      </w:pPr>
+      <w:r>
+        <w:rPr>
+          <w:b w:val="0"/>
+        </w:rPr>
         <w:t>Repair:</w:t>
       </w:r>
     </w:p>
     <w:p>
-      <w:r>
+      <w:pPr>
+        <w:pStyle w:val="Heading3"/>
+      </w:pPr>
+      <w:r>
+        <w:t>Challenge claim B</w:t>
+      </w:r>
+    </w:p>
+    <w:p>
+      <w:pPr>
+        <w:spacing w:line="336" w:lineRule="auto" w:after="180"/>
+        <w:shd w:fill="F5F1FB"/>
+      </w:pPr>
+      <w:r>
+        <w:rPr>
+          <w:b w:val="0"/>
+        </w:rPr>
         <w:t>CLAIM B  Removing names makes all data anonymous and safe.</w:t>
       </w:r>
     </w:p>
     <w:p>
-      <w:r>
+      <w:pPr>
+        <w:spacing w:line="336" w:lineRule="auto" w:after="180"/>
+      </w:pPr>
+      <w:r>
+        <w:rPr>
+          <w:b w:val="0"/>
+        </w:rPr>
         <w:t>Repair:</w:t>
       </w:r>
     </w:p>
     <w:p>
-      <w:r>
-        <w:t>STRONG ANSWER FRAME  I claim ______ because the evidence shows ______. The process is ______. One limit is ______.</w:t>
-      </w:r>
-    </w:p>
-    <w:p>
       <w:pPr>
         <w:pStyle w:val="Heading3"/>
       </w:pPr>
       <w:r>
+        <w:t>A frame for explaining</w:t>
+      </w:r>
+    </w:p>
+    <w:p>
+      <w:pPr>
+        <w:spacing w:line="336" w:lineRule="auto" w:after="180"/>
+        <w:shd w:fill="F1F6FC"/>
+      </w:pPr>
+      <w:r>
+        <w:rPr>
+          <w:b w:val="0"/>
+        </w:rPr>
+        <w:t xml:space="preserve">STRONG ANSWER FRAME  I claim ______ because the </w:t>
+      </w:r>
+      <w:r>
+        <w:rPr>
+          <w:b/>
+        </w:rPr>
+        <w:t>evidence</w:t>
+      </w:r>
+      <w:r>
+        <w:rPr>
+          <w:b w:val="0"/>
+        </w:rPr>
+        <w:t xml:space="preserve"> shows ______. The </w:t>
+      </w:r>
+      <w:r>
+        <w:rPr>
+          <w:b/>
+        </w:rPr>
+        <w:t>process</w:t>
+      </w:r>
+      <w:r>
+        <w:rPr>
+          <w:b w:val="0"/>
+        </w:rPr>
+        <w:t xml:space="preserve"> is ______. One limit is ______.</w:t>
+      </w:r>
+    </w:p>
+    <w:p>
+      <w:pPr>
+        <w:pStyle w:val="Heading3"/>
+      </w:pPr>
+      <w:r>
         <w:t>A closer explanation</w:t>
       </w:r>
     </w:p>
     <w:p>
-      <w:r>
-        <w:t>A useful data plan answers five questions: what is the purpose; which fields are necessary; who needs access; what result will be shared; and when will the source information be disposed of under the agreed process? It also names who is responsible. “Keep everything safe forever” answers neither the collection question nor the retention question.</w:t>
-      </w:r>
-    </w:p>
-    <w:p>
-      <w:r>
-        <w:t>If you accidentally share personal information, stop sharing it and tell the teacher or another trusted adult promptly. Do not repost it to ask classmates for help. An adult can follow the school’s process and decide what action is appropriate. Avoid promising that deleting a message has removed every copy.</w:t>
-      </w:r>
-    </w:p>
-    <w:p>
       <w:pPr>
         <w:pStyle w:val="Heading3"/>
       </w:pPr>
       <w:r>
+        <w:t>Check the claim against the facts</w:t>
+      </w:r>
+    </w:p>
+    <w:p>
+      <w:pPr>
+        <w:spacing w:line="336" w:lineRule="auto" w:after="180"/>
+        <w:shd w:fill="FFF5E6"/>
+      </w:pPr>
+      <w:r>
+        <w:rPr>
+          <w:b w:val="0"/>
+        </w:rPr>
+        <w:t xml:space="preserve">A useful data plan answers five questions: what is the </w:t>
+      </w:r>
+      <w:r>
+        <w:rPr>
+          <w:b/>
+        </w:rPr>
+        <w:t>purpose</w:t>
+      </w:r>
+      <w:r>
+        <w:rPr>
+          <w:b w:val="0"/>
+        </w:rPr>
+        <w:t xml:space="preserve">; which fields are necessary; who needs access; what result will be shared; and when will the source information be disposed of under the agreed </w:t>
+      </w:r>
+      <w:r>
+        <w:rPr>
+          <w:b/>
+        </w:rPr>
+        <w:t>process</w:t>
+      </w:r>
+      <w:r>
+        <w:rPr>
+          <w:b w:val="0"/>
+        </w:rPr>
+        <w:t>?</w:t>
+      </w:r>
+    </w:p>
+    <w:p>
+      <w:pPr>
+        <w:spacing w:line="336" w:lineRule="auto" w:after="180"/>
+        <w:shd w:fill="FFF5E6"/>
+      </w:pPr>
+      <w:r>
+        <w:rPr>
+          <w:b w:val="0"/>
+        </w:rPr>
+        <w:t xml:space="preserve">It also names who is responsible. “Keep everything safe forever” answers neither the collection question nor the </w:t>
+      </w:r>
+      <w:r>
+        <w:rPr>
+          <w:b/>
+        </w:rPr>
+        <w:t>retention</w:t>
+      </w:r>
+      <w:r>
+        <w:rPr>
+          <w:b w:val="0"/>
+        </w:rPr>
+        <w:t xml:space="preserve"> question.</w:t>
+      </w:r>
+    </w:p>
+    <w:p>
+      <w:pPr>
+        <w:pStyle w:val="Heading3"/>
+      </w:pPr>
+      <w:r>
+        <w:t>Check the claim against the facts</w:t>
+      </w:r>
+    </w:p>
+    <w:p>
+      <w:pPr>
+        <w:spacing w:line="336" w:lineRule="auto" w:after="180"/>
+        <w:shd w:fill="FFF5E6"/>
+      </w:pPr>
+      <w:r>
+        <w:rPr>
+          <w:b w:val="0"/>
+        </w:rPr>
+        <w:t>If you accidentally share personal information, stop sharing it and tell the teacher or another trusted adult promptly. Do not repost it to ask classmates for help.</w:t>
+      </w:r>
+    </w:p>
+    <w:p>
+      <w:pPr>
+        <w:spacing w:line="336" w:lineRule="auto" w:after="180"/>
+        <w:shd w:fill="FFF5E6"/>
+      </w:pPr>
+      <w:r>
+        <w:rPr>
+          <w:b w:val="0"/>
+        </w:rPr>
+        <w:t xml:space="preserve">An adult can follow the school’s </w:t>
+      </w:r>
+      <w:r>
+        <w:rPr>
+          <w:b/>
+        </w:rPr>
+        <w:t>process</w:t>
+      </w:r>
+      <w:r>
+        <w:rPr>
+          <w:b w:val="0"/>
+        </w:rPr>
+        <w:t xml:space="preserve"> and decide what action is appropriate. Avoid promising that deleting a message has removed every copy.</w:t>
+      </w:r>
+    </w:p>
+    <w:p>
+      <w:pPr>
+        <w:pStyle w:val="Heading3"/>
+      </w:pPr>
+      <w:r>
         <w:t>For the fictional workshop vote, name one field to collect and two to remove. State the audience for the totals and a clear trigger for the teacher to dispose of the slips under the agreed process</w:t>
       </w:r>
     </w:p>
@@ -2179,6 +3637,17 @@
     </w:p>
     <w:p>
       <w:r>
+        <w:t>Practise Privacy by Choosing Less with support, then explain the deciding step in your own words.</w:t>
+      </w:r>
+    </w:p>
+    <w:p>
+      <w:pPr>
+        <w:spacing w:line="336" w:lineRule="auto" w:after="180"/>
+      </w:pPr>
+      <w:r>
+        <w:rPr>
+          <w:b/>
+        </w:rPr>
         <w:t>GUIDED PRACTICE</w:t>
       </w:r>
     </w:p>
@@ -2191,7 +3660,13 @@
       </w:r>
     </w:p>
     <w:p>
-      <w:r>
+      <w:pPr>
+        <w:spacing w:line="336" w:lineRule="auto" w:after="180"/>
+      </w:pPr>
+      <w:r>
+        <w:rPr>
+          <w:b w:val="0"/>
+        </w:rPr>
         <w:t>Use support now so you can succeed independently later.</w:t>
       </w:r>
     </w:p>
@@ -2232,46 +3707,179 @@
       </w:r>
     </w:p>
     <w:p>
-      <w:r>
+      <w:pPr>
+        <w:spacing w:line="336" w:lineRule="auto" w:after="180"/>
+      </w:pPr>
+      <w:r>
+        <w:rPr>
+          <w:b w:val="0"/>
+        </w:rPr>
         <w:t>Explain how the picture story demonstrates this idea: A useful system should collect only information it truly needs.</w:t>
       </w:r>
     </w:p>
     <w:p>
-      <w:r>
-        <w:t>Use a fresh example to explain privacy.</w:t>
-      </w:r>
-    </w:p>
-    <w:p>
-      <w:r>
-        <w:t>Trace a new input → process → output example.</w:t>
-      </w:r>
-    </w:p>
-    <w:p>
-      <w:r>
+      <w:pPr>
+        <w:spacing w:line="336" w:lineRule="auto" w:after="180"/>
+      </w:pPr>
+      <w:r>
+        <w:rPr>
+          <w:b w:val="0"/>
+        </w:rPr>
+        <w:t xml:space="preserve">Use a fresh example to explain </w:t>
+      </w:r>
+      <w:r>
+        <w:rPr>
+          <w:b/>
+        </w:rPr>
+        <w:t>privacy</w:t>
+      </w:r>
+      <w:r>
+        <w:rPr>
+          <w:b w:val="0"/>
+        </w:rPr>
+        <w:t>.</w:t>
+      </w:r>
+    </w:p>
+    <w:p>
+      <w:pPr>
+        <w:spacing w:line="336" w:lineRule="auto" w:after="180"/>
+      </w:pPr>
+      <w:r>
+        <w:rPr>
+          <w:b w:val="0"/>
+        </w:rPr>
+        <w:t xml:space="preserve">Trace a new </w:t>
+      </w:r>
+      <w:r>
+        <w:rPr>
+          <w:b/>
+        </w:rPr>
+        <w:t>input</w:t>
+      </w:r>
+      <w:r>
+        <w:rPr>
+          <w:b w:val="0"/>
+        </w:rPr>
+        <w:t xml:space="preserve"> → </w:t>
+      </w:r>
+      <w:r>
+        <w:rPr>
+          <w:b/>
+        </w:rPr>
+        <w:t>process</w:t>
+      </w:r>
+      <w:r>
+        <w:rPr>
+          <w:b w:val="0"/>
+        </w:rPr>
+        <w:t xml:space="preserve"> → </w:t>
+      </w:r>
+      <w:r>
+        <w:rPr>
+          <w:b/>
+        </w:rPr>
+        <w:t>output</w:t>
+      </w:r>
+      <w:r>
+        <w:rPr>
+          <w:b w:val="0"/>
+        </w:rPr>
+        <w:t xml:space="preserve"> example.</w:t>
+      </w:r>
+    </w:p>
+    <w:p>
+      <w:pPr>
+        <w:spacing w:line="336" w:lineRule="auto" w:after="180"/>
+      </w:pPr>
+      <w:r>
+        <w:rPr>
+          <w:b w:val="0"/>
+        </w:rPr>
         <w:t>Find and repair the error in: Removing names makes all data anonymous and safe.</w:t>
       </w:r>
     </w:p>
     <w:p>
-      <w:r>
+      <w:pPr>
+        <w:spacing w:line="336" w:lineRule="auto" w:after="180"/>
+      </w:pPr>
+      <w:r>
+        <w:rPr>
+          <w:b w:val="0"/>
+        </w:rPr>
         <w:t>Invent one edge case and name the safe response.</w:t>
       </w:r>
     </w:p>
     <w:p>
-      <w:r>
-        <w:t>PARTNER CHECK  Point to the evidence. Do not accept an answer that only repeats the vocabulary word.</w:t>
-      </w:r>
-    </w:p>
-    <w:p>
       <w:pPr>
         <w:pStyle w:val="Heading3"/>
       </w:pPr>
       <w:r>
+        <w:t>Check with a partner</w:t>
+      </w:r>
+    </w:p>
+    <w:p>
+      <w:pPr>
+        <w:spacing w:line="336" w:lineRule="auto" w:after="180"/>
+        <w:shd w:fill="F5F1FB"/>
+      </w:pPr>
+      <w:r>
+        <w:rPr>
+          <w:b w:val="0"/>
+        </w:rPr>
+        <w:t xml:space="preserve">PARTNER CHECK  Point to the </w:t>
+      </w:r>
+      <w:r>
+        <w:rPr>
+          <w:b/>
+        </w:rPr>
+        <w:t>evidence</w:t>
+      </w:r>
+      <w:r>
+        <w:rPr>
+          <w:b w:val="0"/>
+        </w:rPr>
+        <w:t>. Do not accept an answer that only repeats the vocabulary word.</w:t>
+      </w:r>
+    </w:p>
+    <w:p>
+      <w:pPr>
+        <w:pStyle w:val="Heading3"/>
+      </w:pPr>
+      <w:r>
         <w:t>A closer explanation</w:t>
       </w:r>
     </w:p>
     <w:p>
-      <w:r>
-        <w:t>An AI tool is another place where information may be sent. Before using it for schoolwork, follow the teacher’s approved tool and data rules. Do not paste real names, contact details, photos, passwords or private messages into an unapproved service. For this lesson, use the provided fictional counts or work entirely on paper. An AI tool is not needed to add 8 + 7 + 5.</w:t>
+      <w:pPr>
+        <w:spacing w:line="336" w:lineRule="auto" w:after="180"/>
+      </w:pPr>
+      <w:r>
+        <w:rPr>
+          <w:b w:val="0"/>
+        </w:rPr>
+        <w:t>An AI tool is another place where information may be sent. Before using it for schoolwork, follow the teacher’s approved tool and data rules.</w:t>
+      </w:r>
+    </w:p>
+    <w:p>
+      <w:pPr>
+        <w:spacing w:line="336" w:lineRule="auto" w:after="180"/>
+      </w:pPr>
+      <w:r>
+        <w:rPr>
+          <w:b w:val="0"/>
+        </w:rPr>
+        <w:t>Do not paste real names, contact details, photos, passwords or private messages into an unapproved service. For this lesson, use the provided fictional counts or work entirely on paper.</w:t>
+      </w:r>
+    </w:p>
+    <w:p>
+      <w:pPr>
+        <w:spacing w:line="336" w:lineRule="auto" w:after="180"/>
+      </w:pPr>
+      <w:r>
+        <w:rPr>
+          <w:b w:val="0"/>
+        </w:rPr>
+        <w:t>An AI tool is not needed to add 8 + 7 + 5.</w:t>
       </w:r>
     </w:p>
     <w:p>
@@ -2318,8 +3926,25 @@
       </w:r>
     </w:p>
     <w:p>
-      <w:r>
-        <w:t>A student may need the lesson and their own work; a teacher may need restricted teaching records. Access should match these jobs. A hidden link or a hard-to-guess filename is not a substitute for an access check. When information is shared more widely, it may be copied beyond the original audience. Decide the audience before sharing.</w:t>
+      <w:pPr>
+        <w:spacing w:line="336" w:lineRule="auto" w:after="180"/>
+      </w:pPr>
+      <w:r>
+        <w:rPr>
+          <w:b w:val="0"/>
+        </w:rPr>
+        <w:t>A student may need the lesson and their own work; a teacher may need restricted teaching records. Access should match these jobs. A hidden link or a hard-to-guess filename is not a substitute for an access check.</w:t>
+      </w:r>
+    </w:p>
+    <w:p>
+      <w:pPr>
+        <w:spacing w:line="336" w:lineRule="auto" w:after="180"/>
+      </w:pPr>
+      <w:r>
+        <w:rPr>
+          <w:b w:val="0"/>
+        </w:rPr>
+        <w:t>When information is shared more widely, it may be copied beyond the original audience. Decide the audience before sharing.</w:t>
       </w:r>
     </w:p>
     <w:p>
@@ -2331,8 +3956,50 @@
       </w:r>
     </w:p>
     <w:p>
-      <w:r>
-        <w:t>Use workbook W2 for the connected example “Privacy and data minimisation”. First fill the input and rule boxes. Try the middle steps before asking for a hint. After a hint, try the next step yourself.</w:t>
+      <w:pPr>
+        <w:spacing w:line="336" w:lineRule="auto" w:after="180"/>
+      </w:pPr>
+      <w:r>
+        <w:rPr>
+          <w:b w:val="0"/>
+        </w:rPr>
+        <w:t>Use workbook W2 for the connected example “</w:t>
+      </w:r>
+      <w:r>
+        <w:rPr>
+          <w:b/>
+        </w:rPr>
+        <w:t>Privacy</w:t>
+      </w:r>
+      <w:r>
+        <w:rPr>
+          <w:b w:val="0"/>
+        </w:rPr>
+        <w:t xml:space="preserve"> and </w:t>
+      </w:r>
+      <w:r>
+        <w:rPr>
+          <w:b/>
+        </w:rPr>
+        <w:t>data minimisation</w:t>
+      </w:r>
+      <w:r>
+        <w:rPr>
+          <w:b w:val="0"/>
+        </w:rPr>
+        <w:t xml:space="preserve">”. First fill the </w:t>
+      </w:r>
+      <w:r>
+        <w:rPr>
+          <w:b/>
+        </w:rPr>
+        <w:t>input</w:t>
+      </w:r>
+      <w:r>
+        <w:rPr>
+          <w:b w:val="0"/>
+        </w:rPr>
+        <w:t xml:space="preserve"> and rule boxes. Try the middle steps before asking for a hint. After a hint, try the next step yourself.</w:t>
       </w:r>
     </w:p>
     <w:tbl>
@@ -2415,7 +4082,13 @@
       </w:tr>
     </w:tbl>
     <w:p>
-      <w:r>
+      <w:pPr>
+        <w:spacing w:line="336" w:lineRule="auto" w:after="180"/>
+      </w:pPr>
+      <w:r>
+        <w:rPr>
+          <w:b w:val="0"/>
+        </w:rPr>
         <w:t>Explain your trace to a partner. Your partner points to one step to check. Swap roles on the next case. Each person writes their own explanation.</w:t>
       </w:r>
     </w:p>
@@ -2428,12 +4101,59 @@
       </w:r>
     </w:p>
     <w:p>
-      <w:r>
-        <w:t>Use the worked case for Privacy and data minimisation. Proposed explanation: “More data always improves a task”. Decide whether this explanation is supported. Point to the step or supplied fact that decides; explain your repair if needed.</w:t>
-      </w:r>
-    </w:p>
-    <w:p>
-      <w:r>
+      <w:pPr>
+        <w:spacing w:line="336" w:lineRule="auto" w:after="180"/>
+      </w:pPr>
+      <w:r>
+        <w:rPr>
+          <w:b w:val="0"/>
+        </w:rPr>
+        <w:t xml:space="preserve">Use the worked case for </w:t>
+      </w:r>
+      <w:r>
+        <w:rPr>
+          <w:b/>
+        </w:rPr>
+        <w:t>Privacy</w:t>
+      </w:r>
+      <w:r>
+        <w:rPr>
+          <w:b w:val="0"/>
+        </w:rPr>
+        <w:t xml:space="preserve"> and </w:t>
+      </w:r>
+      <w:r>
+        <w:rPr>
+          <w:b/>
+        </w:rPr>
+        <w:t>data minimisation</w:t>
+      </w:r>
+      <w:r>
+        <w:rPr>
+          <w:b w:val="0"/>
+        </w:rPr>
+        <w:t>. Proposed explanation: “More data always improves a task”. Decide whether this explanation is supported.</w:t>
+      </w:r>
+    </w:p>
+    <w:p>
+      <w:pPr>
+        <w:spacing w:line="336" w:lineRule="auto" w:after="180"/>
+      </w:pPr>
+      <w:r>
+        <w:rPr>
+          <w:b w:val="0"/>
+        </w:rPr>
+        <w:t>Point to the step or supplied fact that decides; explain your repair if needed.</w:t>
+      </w:r>
+    </w:p>
+    <w:p>
+      <w:pPr>
+        <w:spacing w:line="336" w:lineRule="auto" w:after="180"/>
+      </w:pPr>
+      <w:r>
+        <w:rPr>
+          <w:b w:val="0"/>
+        </w:rPr>
         <w:t>Answer on your own before discussion. If you are unsure, say which step you need help with.</w:t>
       </w:r>
     </w:p>
@@ -2446,7 +4166,14 @@
       </w:r>
     </w:p>
     <w:p>
-      <w:r>
+      <w:pPr>
+        <w:spacing w:line="336" w:lineRule="auto" w:after="180"/>
+        <w:shd w:fill="F5F1FB"/>
+      </w:pPr>
+      <w:r>
+        <w:rPr>
+          <w:b w:val="0"/>
+        </w:rPr>
         <w:t>For the original task, does adding an anonymous-looking pupil code improve the repair count?</w:t>
       </w:r>
     </w:p>
@@ -2479,7 +4206,13 @@
       </w:r>
     </w:p>
     <w:p>
-      <w:r>
+      <w:pPr>
+        <w:spacing w:line="336" w:lineRule="auto" w:after="180"/>
+      </w:pPr>
+      <w:r>
+        <w:rPr>
+          <w:b w:val="0"/>
+        </w:rPr>
         <w:t>This is supported practice. Keep the separately named independent case for an attempt before feedback.</w:t>
       </w:r>
     </w:p>
@@ -2493,6 +4226,17 @@
     </w:p>
     <w:p>
       <w:r>
+        <w:t>Investigate Privacy by Choosing Less. Record the prediction, actual observation or labelled paper trace, explanation and next test separately.</w:t>
+      </w:r>
+    </w:p>
+    <w:p>
+      <w:pPr>
+        <w:spacing w:line="336" w:lineRule="auto" w:after="180"/>
+      </w:pPr>
+      <w:r>
+        <w:rPr>
+          <w:b/>
+        </w:rPr>
         <w:t>EXPLORER LAB</w:t>
       </w:r>
     </w:p>
@@ -2505,8 +4249,26 @@
       </w:r>
     </w:p>
     <w:p>
-      <w:r>
-        <w:t>Predict first, test honestly, and explain what the evidence means.</w:t>
+      <w:pPr>
+        <w:spacing w:line="336" w:lineRule="auto" w:after="180"/>
+      </w:pPr>
+      <w:r>
+        <w:rPr>
+          <w:b w:val="0"/>
+        </w:rPr>
+        <w:t xml:space="preserve">Predict first, test honestly, and explain what the </w:t>
+      </w:r>
+      <w:r>
+        <w:rPr>
+          <w:b/>
+        </w:rPr>
+        <w:t>evidence</w:t>
+      </w:r>
+      <w:r>
+        <w:rPr>
+          <w:b w:val="0"/>
+        </w:rPr>
+        <w:t xml:space="preserve"> means.</w:t>
       </w:r>
     </w:p>
     <w:p>
@@ -2546,27 +4308,138 @@
       </w:r>
     </w:p>
     <w:p>
-      <w:r>
-        <w:t>State your prediction before the result is known.</w:t>
-      </w:r>
-    </w:p>
-    <w:p>
-      <w:r>
-        <w:t>Complete the task: Redesign a lunch helper that asks for too much personal data.</w:t>
-      </w:r>
-    </w:p>
-    <w:p>
-      <w:r>
+      <w:pPr>
+        <w:pStyle w:val="Heading3"/>
+      </w:pPr>
+      <w:r>
+        <w:t>1. Predict</w:t>
+      </w:r>
+    </w:p>
+    <w:p>
+      <w:pPr>
+        <w:spacing w:line="336" w:lineRule="auto" w:after="180"/>
+        <w:shd w:fill="F4F9FC"/>
+      </w:pPr>
+      <w:r>
+        <w:rPr>
+          <w:b w:val="0"/>
+        </w:rPr>
+        <w:t xml:space="preserve">State your </w:t>
+      </w:r>
+      <w:r>
+        <w:rPr>
+          <w:b/>
+        </w:rPr>
+        <w:t>prediction</w:t>
+      </w:r>
+      <w:r>
+        <w:rPr>
+          <w:b w:val="0"/>
+        </w:rPr>
+        <w:t xml:space="preserve"> before the result is known.</w:t>
+      </w:r>
+    </w:p>
+    <w:p>
+      <w:pPr>
+        <w:pStyle w:val="Heading3"/>
+      </w:pPr>
+      <w:r>
+        <w:t>2. Investigate</w:t>
+      </w:r>
+    </w:p>
+    <w:p>
+      <w:pPr>
+        <w:spacing w:line="336" w:lineRule="auto" w:after="180"/>
+        <w:shd w:fill="F4F9FC"/>
+      </w:pPr>
+      <w:r>
+        <w:rPr>
+          <w:b w:val="0"/>
+        </w:rPr>
+        <w:t xml:space="preserve">Complete the task: Redesign a lunch helper that asks for too much </w:t>
+      </w:r>
+      <w:r>
+        <w:rPr>
+          <w:b/>
+        </w:rPr>
+        <w:t>personal data</w:t>
+      </w:r>
+      <w:r>
+        <w:rPr>
+          <w:b w:val="0"/>
+        </w:rPr>
+        <w:t>.</w:t>
+      </w:r>
+    </w:p>
+    <w:p>
+      <w:pPr>
+        <w:pStyle w:val="Heading3"/>
+      </w:pPr>
+      <w:r>
+        <w:t>3. Compare cases</w:t>
+      </w:r>
+    </w:p>
+    <w:p>
+      <w:pPr>
+        <w:spacing w:line="336" w:lineRule="auto" w:after="180"/>
+        <w:shd w:fill="F4F9FC"/>
+      </w:pPr>
+      <w:r>
+        <w:rPr>
+          <w:b w:val="0"/>
+        </w:rPr>
         <w:t>Keep a normal case and an edge case clearly separated.</w:t>
       </w:r>
     </w:p>
     <w:p>
-      <w:r>
-        <w:t>Record what happened—even when it does not match your prediction.</w:t>
-      </w:r>
-    </w:p>
-    <w:p>
-      <w:r>
+      <w:pPr>
+        <w:pStyle w:val="Heading3"/>
+      </w:pPr>
+      <w:r>
+        <w:t>4. Record honestly</w:t>
+      </w:r>
+    </w:p>
+    <w:p>
+      <w:pPr>
+        <w:spacing w:line="336" w:lineRule="auto" w:after="180"/>
+        <w:shd w:fill="F4F9FC"/>
+      </w:pPr>
+      <w:r>
+        <w:rPr>
+          <w:b w:val="0"/>
+        </w:rPr>
+        <w:t xml:space="preserve">Record what happened—even when it does not match your </w:t>
+      </w:r>
+      <w:r>
+        <w:rPr>
+          <w:b/>
+        </w:rPr>
+        <w:t>prediction</w:t>
+      </w:r>
+      <w:r>
+        <w:rPr>
+          <w:b w:val="0"/>
+        </w:rPr>
+        <w:t>.</w:t>
+      </w:r>
+    </w:p>
+    <w:p>
+      <w:pPr>
+        <w:pStyle w:val="Heading3"/>
+      </w:pPr>
+      <w:r>
+        <w:t>5. Explain and plan the next test</w:t>
+      </w:r>
+    </w:p>
+    <w:p>
+      <w:pPr>
+        <w:spacing w:line="336" w:lineRule="auto" w:after="180"/>
+        <w:shd w:fill="F4F9FC"/>
+      </w:pPr>
+      <w:r>
+        <w:rPr>
+          <w:b w:val="0"/>
+        </w:rPr>
         <w:t>Explain the result, one limitation, and the next useful test.</w:t>
       </w:r>
     </w:p>
@@ -2701,7 +4574,22 @@
       </w:tr>
     </w:tbl>
     <w:p>
-      <w:r>
+      <w:pPr>
+        <w:pStyle w:val="Heading3"/>
+      </w:pPr>
+      <w:r>
+        <w:t>Use a fresh case after support</w:t>
+      </w:r>
+    </w:p>
+    <w:p>
+      <w:pPr>
+        <w:spacing w:line="336" w:lineRule="auto" w:after="180"/>
+        <w:shd w:fill="FFF5E6"/>
+      </w:pPr>
+      <w:r>
+        <w:rPr>
+          <w:b w:val="0"/>
+        </w:rPr>
         <w:t>INDEPENDENCE  After support is removed, repeat the proof with a fresh case.</w:t>
       </w:r>
     </w:p>
@@ -2714,7 +4602,13 @@
       </w:r>
     </w:p>
     <w:p>
-      <w:r>
+      <w:pPr>
+        <w:spacing w:line="336" w:lineRule="auto" w:after="180"/>
+      </w:pPr>
+      <w:r>
+        <w:rPr>
+          <w:b w:val="0"/>
+        </w:rPr>
         <w:t>Before trying: what do I expect, and why? While trying: which step could first go wrong? Afterwards: what did I actually observe, and what should change? Keep “not run” if you only traced the procedure.</w:t>
       </w:r>
     </w:p>
@@ -2728,6 +4622,17 @@
     </w:p>
     <w:p>
       <w:r>
+        <w:t>Move from recall to tracing, diagnosis and transfer in Privacy by Choosing Less. Explain why each step is justified.</w:t>
+      </w:r>
+    </w:p>
+    <w:p>
+      <w:pPr>
+        <w:spacing w:line="336" w:lineRule="auto" w:after="180"/>
+      </w:pPr>
+      <w:r>
+        <w:rPr>
+          <w:b/>
+        </w:rPr>
         <w:t>PRACTICE LADDER</w:t>
       </w:r>
     </w:p>
@@ -2740,7 +4645,13 @@
       </w:r>
     </w:p>
     <w:p>
-      <w:r>
+      <w:pPr>
+        <w:spacing w:line="336" w:lineRule="auto" w:after="180"/>
+      </w:pPr>
+      <w:r>
+        <w:rPr>
+          <w:b w:val="0"/>
+        </w:rPr>
         <w:t>Each step asks for a stronger kind of understanding.</w:t>
       </w:r>
     </w:p>
@@ -2781,42 +4692,178 @@
       </w:r>
     </w:p>
     <w:p>
-      <w:r>
-        <w:t>RECALL  Define privacy.</w:t>
-      </w:r>
-    </w:p>
-    <w:p>
-      <w:r>
+      <w:pPr>
+        <w:spacing w:line="336" w:lineRule="auto" w:after="180"/>
+        <w:shd w:fill="F4F9FC"/>
+      </w:pPr>
+      <w:r>
+        <w:rPr>
+          <w:b w:val="0"/>
+        </w:rPr>
+        <w:t xml:space="preserve">RECALL  Define </w:t>
+      </w:r>
+      <w:r>
+        <w:rPr>
+          <w:b/>
+        </w:rPr>
+        <w:t>privacy</w:t>
+      </w:r>
+      <w:r>
+        <w:rPr>
+          <w:b w:val="0"/>
+        </w:rPr>
+        <w:t>.</w:t>
+      </w:r>
+    </w:p>
+    <w:p>
+      <w:pPr>
+        <w:spacing w:line="336" w:lineRule="auto" w:after="180"/>
+        <w:shd w:fill="F4F9FC"/>
+      </w:pPr>
+      <w:r>
+        <w:rPr>
+          <w:b w:val="0"/>
+        </w:rPr>
         <w:t>EXPLAIN  A useful system should collect only information it truly needs.</w:t>
       </w:r>
     </w:p>
     <w:p>
-      <w:r>
-        <w:t>TRACE  Show the input, process, and output.</w:t>
-      </w:r>
-    </w:p>
-    <w:p>
-      <w:r>
+      <w:pPr>
+        <w:spacing w:line="336" w:lineRule="auto" w:after="180"/>
+        <w:shd w:fill="F4F9FC"/>
+      </w:pPr>
+      <w:r>
+        <w:rPr>
+          <w:b w:val="0"/>
+        </w:rPr>
+        <w:t xml:space="preserve">TRACE  Show the </w:t>
+      </w:r>
+      <w:r>
+        <w:rPr>
+          <w:b/>
+        </w:rPr>
+        <w:t>input</w:t>
+      </w:r>
+      <w:r>
+        <w:rPr>
+          <w:b w:val="0"/>
+        </w:rPr>
+        <w:t xml:space="preserve">, </w:t>
+      </w:r>
+      <w:r>
+        <w:rPr>
+          <w:b/>
+        </w:rPr>
+        <w:t>process</w:t>
+      </w:r>
+      <w:r>
+        <w:rPr>
+          <w:b w:val="0"/>
+        </w:rPr>
+        <w:t xml:space="preserve">, and </w:t>
+      </w:r>
+      <w:r>
+        <w:rPr>
+          <w:b/>
+        </w:rPr>
+        <w:t>output</w:t>
+      </w:r>
+      <w:r>
+        <w:rPr>
+          <w:b w:val="0"/>
+        </w:rPr>
+        <w:t>.</w:t>
+      </w:r>
+    </w:p>
+    <w:p>
+      <w:pPr>
+        <w:spacing w:line="336" w:lineRule="auto" w:after="180"/>
+        <w:shd w:fill="F4F9FC"/>
+      </w:pPr>
+      <w:r>
+        <w:rPr>
+          <w:b w:val="0"/>
+        </w:rPr>
         <w:t>DIAGNOSE  Repair: Collect data now in case it becomes useful later.</w:t>
       </w:r>
     </w:p>
     <w:p>
-      <w:r>
+      <w:pPr>
+        <w:spacing w:line="336" w:lineRule="auto" w:after="180"/>
+        <w:shd w:fill="F4F9FC"/>
+      </w:pPr>
+      <w:r>
+        <w:rPr>
+          <w:b w:val="0"/>
+        </w:rPr>
         <w:t>TRANSFER  Apply the idea to a new home or classroom case.</w:t>
       </w:r>
     </w:p>
     <w:p>
-      <w:r>
+      <w:pPr>
+        <w:spacing w:line="336" w:lineRule="auto" w:after="180"/>
+        <w:shd w:fill="F4F9FC"/>
+      </w:pPr>
+      <w:r>
+        <w:rPr>
+          <w:b w:val="0"/>
+        </w:rPr>
         <w:t>CREATE  Design one revealing test.</w:t>
       </w:r>
     </w:p>
     <w:p>
-      <w:r>
-        <w:t>DEFEND  Give a claim, evidence, mechanism, limit, and safe action.</w:t>
-      </w:r>
-    </w:p>
-    <w:p>
-      <w:r>
+      <w:pPr>
+        <w:spacing w:line="336" w:lineRule="auto" w:after="180"/>
+        <w:shd w:fill="F4F9FC"/>
+      </w:pPr>
+      <w:r>
+        <w:rPr>
+          <w:b w:val="0"/>
+        </w:rPr>
+        <w:t xml:space="preserve">DEFEND  Give a claim, </w:t>
+      </w:r>
+      <w:r>
+        <w:rPr>
+          <w:b/>
+        </w:rPr>
+        <w:t>evidence</w:t>
+      </w:r>
+      <w:r>
+        <w:rPr>
+          <w:b w:val="0"/>
+        </w:rPr>
+        <w:t xml:space="preserve">, </w:t>
+      </w:r>
+      <w:r>
+        <w:rPr>
+          <w:b/>
+        </w:rPr>
+        <w:t>mechanism</w:t>
+      </w:r>
+      <w:r>
+        <w:rPr>
+          <w:b w:val="0"/>
+        </w:rPr>
+        <w:t>, limit, and safe action.</w:t>
+      </w:r>
+    </w:p>
+    <w:p>
+      <w:pPr>
+        <w:pStyle w:val="Heading3"/>
+      </w:pPr>
+      <w:r>
+        <w:t>When to retry</w:t>
+      </w:r>
+    </w:p>
+    <w:p>
+      <w:pPr>
+        <w:spacing w:line="336" w:lineRule="auto" w:after="180"/>
+        <w:shd w:fill="F1F6F8"/>
+      </w:pPr>
+      <w:r>
+        <w:rPr>
+          <w:b w:val="0"/>
+        </w:rPr>
         <w:t>RETRY RULE  A coached answer becomes mastery only after you solve a different case independently.</w:t>
       </w:r>
     </w:p>
@@ -2830,6 +4877,17 @@
     </w:p>
     <w:p>
       <w:r>
+        <w:t>Apply this week’s idea to Helpful Classroom Sorter. Keep an annotated decision and the evidence supporting it.</w:t>
+      </w:r>
+    </w:p>
+    <w:p>
+      <w:pPr>
+        <w:spacing w:line="336" w:lineRule="auto" w:after="180"/>
+      </w:pPr>
+      <w:r>
+        <w:rPr>
+          <w:b/>
+        </w:rPr>
         <w:t>PROJECT</w:t>
       </w:r>
     </w:p>
@@ -2842,8 +4900,26 @@
       </w:r>
     </w:p>
     <w:p>
-      <w:r>
-        <w:t>Build one coherent system across the year, one evidence-based decision at a time.</w:t>
+      <w:pPr>
+        <w:spacing w:line="336" w:lineRule="auto" w:after="180"/>
+      </w:pPr>
+      <w:r>
+        <w:rPr>
+          <w:b w:val="0"/>
+        </w:rPr>
+        <w:t xml:space="preserve">Build one coherent system across the year, one </w:t>
+      </w:r>
+      <w:r>
+        <w:rPr>
+          <w:b/>
+        </w:rPr>
+        <w:t>evidence</w:t>
+      </w:r>
+      <w:r>
+        <w:rPr>
+          <w:b w:val="0"/>
+        </w:rPr>
+        <w:t>-based decision at a time.</w:t>
       </w:r>
     </w:p>
     <w:p>
@@ -2883,32 +4959,86 @@
       </w:r>
     </w:p>
     <w:p>
-      <w:r>
+      <w:pPr>
+        <w:spacing w:line="336" w:lineRule="auto" w:after="180"/>
+        <w:shd w:fill="EDF7F3"/>
+      </w:pPr>
+      <w:r>
+        <w:rPr>
+          <w:b w:val="0"/>
+        </w:rPr>
         <w:t>THIS WEEK'S CHECKPOINT  Cross out names, faces, and ownership details unless an explicit need survives review; set a deletion rule for sorter records.</w:t>
       </w:r>
     </w:p>
     <w:p>
-      <w:r>
+      <w:pPr>
+        <w:spacing w:line="336" w:lineRule="auto" w:after="180"/>
+        <w:shd w:fill="F5F1FB"/>
+      </w:pPr>
+      <w:r>
+        <w:rPr>
+          <w:b w:val="0"/>
+        </w:rPr>
         <w:t>What real classroom need does this serve?</w:t>
       </w:r>
     </w:p>
     <w:p>
-      <w:r>
+      <w:pPr>
+        <w:spacing w:line="336" w:lineRule="auto" w:after="180"/>
+        <w:shd w:fill="F5F1FB"/>
+      </w:pPr>
+      <w:r>
+        <w:rPr>
+          <w:b w:val="0"/>
+        </w:rPr>
         <w:t>What information is necessary—and what should stay private?</w:t>
       </w:r>
     </w:p>
     <w:p>
-      <w:r>
-        <w:t>What happens inside the process?</w:t>
-      </w:r>
-    </w:p>
-    <w:p>
-      <w:r>
+      <w:pPr>
+        <w:spacing w:line="336" w:lineRule="auto" w:after="180"/>
+        <w:shd w:fill="F5F1FB"/>
+      </w:pPr>
+      <w:r>
+        <w:rPr>
+          <w:b w:val="0"/>
+        </w:rPr>
+        <w:t xml:space="preserve">What happens inside the </w:t>
+      </w:r>
+      <w:r>
+        <w:rPr>
+          <w:b/>
+        </w:rPr>
+        <w:t>process</w:t>
+      </w:r>
+      <w:r>
+        <w:rPr>
+          <w:b w:val="0"/>
+        </w:rPr>
+        <w:t>?</w:t>
+      </w:r>
+    </w:p>
+    <w:p>
+      <w:pPr>
+        <w:spacing w:line="336" w:lineRule="auto" w:after="180"/>
+        <w:shd w:fill="F5F1FB"/>
+      </w:pPr>
+      <w:r>
+        <w:rPr>
+          <w:b w:val="0"/>
+        </w:rPr>
         <w:t>What normal and edge cases will you test?</w:t>
       </w:r>
     </w:p>
     <w:p>
-      <w:r>
+      <w:pPr>
+        <w:spacing w:line="336" w:lineRule="auto" w:after="180"/>
+        <w:shd w:fill="F5F1FB"/>
+      </w:pPr>
+      <w:r>
+        <w:rPr>
+          <w:b w:val="0"/>
+        </w:rPr>
         <w:t>When should it say not sure or ask a person?</w:t>
       </w:r>
     </w:p>
@@ -2949,12 +5079,45 @@
       </w:r>
     </w:p>
     <w:p>
-      <w:r>
-        <w:t>RESPONSIBLE DESIGN  Useful does not mean permitted forever or for every new purpose.</w:t>
-      </w:r>
-    </w:p>
-    <w:p>
-      <w:r>
+      <w:pPr>
+        <w:pStyle w:val="Heading3"/>
+      </w:pPr>
+      <w:r>
+        <w:t>Responsible design</w:t>
+      </w:r>
+    </w:p>
+    <w:p>
+      <w:pPr>
+        <w:spacing w:line="336" w:lineRule="auto" w:after="180"/>
+        <w:shd w:fill="FFF5E6"/>
+      </w:pPr>
+      <w:r>
+        <w:rPr>
+          <w:b w:val="0"/>
+        </w:rPr>
+        <w:t xml:space="preserve">RESPONSIBLE DESIGN  Useful does not mean permitted forever or for every new </w:t>
+      </w:r>
+      <w:r>
+        <w:rPr>
+          <w:b/>
+        </w:rPr>
+        <w:t>purpose</w:t>
+      </w:r>
+      <w:r>
+        <w:rPr>
+          <w:b w:val="0"/>
+        </w:rPr>
+        <w:t>.</w:t>
+      </w:r>
+    </w:p>
+    <w:p>
+      <w:pPr>
+        <w:spacing w:line="336" w:lineRule="auto" w:after="180"/>
+      </w:pPr>
+      <w:r>
+        <w:rPr>
+          <w:b w:val="0"/>
+        </w:rPr>
         <w:t>My project decision:</w:t>
       </w:r>
     </w:p>
@@ -2967,8 +5130,26 @@
       </w:r>
     </w:p>
     <w:p>
-      <w:r>
-        <w:t>Write the sorter’s purpose, necessary fields, access rules and deletion point before collecting any real classroom information.</w:t>
+      <w:pPr>
+        <w:spacing w:line="336" w:lineRule="auto" w:after="180"/>
+      </w:pPr>
+      <w:r>
+        <w:rPr>
+          <w:b w:val="0"/>
+        </w:rPr>
+        <w:t xml:space="preserve">Write the sorter’s </w:t>
+      </w:r>
+      <w:r>
+        <w:rPr>
+          <w:b/>
+        </w:rPr>
+        <w:t>purpose</w:t>
+      </w:r>
+      <w:r>
+        <w:rPr>
+          <w:b w:val="0"/>
+        </w:rPr>
+        <w:t>, necessary fields, access rules and deletion point before collecting any real classroom information.</w:t>
       </w:r>
     </w:p>
     <w:p>
@@ -2981,6 +5162,17 @@
     </w:p>
     <w:p>
       <w:r>
+        <w:t>Use a genuinely new case for independent evidence. Previously discussed examples remain practice; use the separately named independent case before feedback.</w:t>
+      </w:r>
+    </w:p>
+    <w:p>
+      <w:pPr>
+        <w:spacing w:line="336" w:lineRule="auto" w:after="180"/>
+      </w:pPr>
+      <w:r>
+        <w:rPr>
+          <w:b/>
+        </w:rPr>
         <w:t>MASTERY</w:t>
       </w:r>
     </w:p>
@@ -2993,7 +5185,13 @@
       </w:r>
     </w:p>
     <w:p>
-      <w:r>
+      <w:pPr>
+        <w:spacing w:line="336" w:lineRule="auto" w:after="180"/>
+      </w:pPr>
+      <w:r>
+        <w:rPr>
+          <w:b w:val="0"/>
+        </w:rPr>
         <w:t>Complete this after teaching and guided practice have ended.</w:t>
       </w:r>
     </w:p>
@@ -3034,53 +5232,260 @@
       </w:r>
     </w:p>
     <w:p>
-      <w:r>
-        <w:t>REQUIRED PROOF  Remove unnecessary fields from a lunch helper and justify each remaining input, access rule, and deletion time.</w:t>
-      </w:r>
-    </w:p>
-    <w:p>
-      <w:r>
+      <w:pPr>
+        <w:pStyle w:val="Heading3"/>
+      </w:pPr>
+      <w:r>
+        <w:t>What success looks like</w:t>
+      </w:r>
+    </w:p>
+    <w:p>
+      <w:pPr>
+        <w:spacing w:line="336" w:lineRule="auto" w:after="180"/>
+        <w:shd w:fill="EDF7F3"/>
+      </w:pPr>
+      <w:r>
+        <w:rPr>
+          <w:b w:val="0"/>
+        </w:rPr>
+        <w:t xml:space="preserve">REQUIRED PROOF  Remove unnecessary fields from a lunch helper and justify each remaining </w:t>
+      </w:r>
+      <w:r>
+        <w:rPr>
+          <w:b/>
+        </w:rPr>
+        <w:t>input</w:t>
+      </w:r>
+      <w:r>
+        <w:rPr>
+          <w:b w:val="0"/>
+        </w:rPr>
+        <w:t>, access rule, and deletion time.</w:t>
+      </w:r>
+    </w:p>
+    <w:p>
+      <w:pPr>
+        <w:spacing w:line="336" w:lineRule="auto" w:after="180"/>
+      </w:pPr>
+      <w:r>
+        <w:rPr>
+          <w:b w:val="0"/>
+        </w:rPr>
         <w:t>□ Name or draw the fresh case.</w:t>
       </w:r>
     </w:p>
     <w:p>
-      <w:r>
-        <w:t>□ Trace input, process, and output.</w:t>
-      </w:r>
-    </w:p>
-    <w:p>
-      <w:r>
-        <w:t>□ State the conclusion and strongest evidence.</w:t>
-      </w:r>
-    </w:p>
-    <w:p>
-      <w:r>
-        <w:t>□ Name one limit, failure, missing clue, or fairness/privacy concern.</w:t>
-      </w:r>
-    </w:p>
-    <w:p>
-      <w:r>
+      <w:pPr>
+        <w:spacing w:line="336" w:lineRule="auto" w:after="180"/>
+      </w:pPr>
+      <w:r>
+        <w:rPr>
+          <w:b w:val="0"/>
+        </w:rPr>
+        <w:t xml:space="preserve">□ Trace </w:t>
+      </w:r>
+      <w:r>
+        <w:rPr>
+          <w:b/>
+        </w:rPr>
+        <w:t>input</w:t>
+      </w:r>
+      <w:r>
+        <w:rPr>
+          <w:b w:val="0"/>
+        </w:rPr>
+        <w:t xml:space="preserve">, </w:t>
+      </w:r>
+      <w:r>
+        <w:rPr>
+          <w:b/>
+        </w:rPr>
+        <w:t>process</w:t>
+      </w:r>
+      <w:r>
+        <w:rPr>
+          <w:b w:val="0"/>
+        </w:rPr>
+        <w:t xml:space="preserve">, and </w:t>
+      </w:r>
+      <w:r>
+        <w:rPr>
+          <w:b/>
+        </w:rPr>
+        <w:t>output</w:t>
+      </w:r>
+      <w:r>
+        <w:rPr>
+          <w:b w:val="0"/>
+        </w:rPr>
+        <w:t>.</w:t>
+      </w:r>
+    </w:p>
+    <w:p>
+      <w:pPr>
+        <w:spacing w:line="336" w:lineRule="auto" w:after="180"/>
+      </w:pPr>
+      <w:r>
+        <w:rPr>
+          <w:b w:val="0"/>
+        </w:rPr>
+        <w:t xml:space="preserve">□ State the conclusion and strongest </w:t>
+      </w:r>
+      <w:r>
+        <w:rPr>
+          <w:b/>
+        </w:rPr>
+        <w:t>evidence</w:t>
+      </w:r>
+      <w:r>
+        <w:rPr>
+          <w:b w:val="0"/>
+        </w:rPr>
+        <w:t>.</w:t>
+      </w:r>
+    </w:p>
+    <w:p>
+      <w:pPr>
+        <w:spacing w:line="336" w:lineRule="auto" w:after="180"/>
+      </w:pPr>
+      <w:r>
+        <w:rPr>
+          <w:b w:val="0"/>
+        </w:rPr>
+        <w:t>□ Name one limit, failure, missing clue, or fairness/</w:t>
+      </w:r>
+      <w:r>
+        <w:rPr>
+          <w:b/>
+        </w:rPr>
+        <w:t>privacy</w:t>
+      </w:r>
+      <w:r>
+        <w:rPr>
+          <w:b w:val="0"/>
+        </w:rPr>
+        <w:t xml:space="preserve"> concern.</w:t>
+      </w:r>
+    </w:p>
+    <w:p>
+      <w:pPr>
+        <w:spacing w:line="336" w:lineRule="auto" w:after="180"/>
+      </w:pPr>
+      <w:r>
+        <w:rPr>
+          <w:b w:val="0"/>
+        </w:rPr>
         <w:t>□ Explain one safe next action or improvement.</w:t>
       </w:r>
     </w:p>
     <w:p>
-      <w:r>
-        <w:t>Independent evidence:</w:t>
-      </w:r>
-    </w:p>
-    <w:p>
-      <w:r>
-        <w:t>SELF-CHECK  Keep only information required for safety and stated preferences, allow a person to provide or update it, restrict access, and delete it when the purpose ends. Explain why each removed field adds risk without benefit.</w:t>
-      </w:r>
-    </w:p>
-    <w:p>
-      <w:r>
+      <w:pPr>
+        <w:spacing w:line="336" w:lineRule="auto" w:after="180"/>
+      </w:pPr>
+      <w:r>
+        <w:rPr>
+          <w:b w:val="0"/>
+        </w:rPr>
+        <w:t xml:space="preserve">Independent </w:t>
+      </w:r>
+      <w:r>
+        <w:rPr>
+          <w:b/>
+        </w:rPr>
+        <w:t>evidence</w:t>
+      </w:r>
+      <w:r>
+        <w:rPr>
+          <w:b w:val="0"/>
+        </w:rPr>
+        <w:t>:</w:t>
+      </w:r>
+    </w:p>
+    <w:p>
+      <w:pPr>
+        <w:pStyle w:val="Heading3"/>
+      </w:pPr>
+      <w:r>
+        <w:t>Check your explanation</w:t>
+      </w:r>
+    </w:p>
+    <w:p>
+      <w:pPr>
+        <w:spacing w:line="336" w:lineRule="auto" w:after="180"/>
+        <w:shd w:fill="F5F1FB"/>
+      </w:pPr>
+      <w:r>
+        <w:rPr>
+          <w:b w:val="0"/>
+        </w:rPr>
+        <w:t xml:space="preserve">SELF-CHECK  Keep only information required for safety and stated preferences, allow a person to provide or update it, restrict access, and delete it when the </w:t>
+      </w:r>
+      <w:r>
+        <w:rPr>
+          <w:b/>
+        </w:rPr>
+        <w:t>purpose</w:t>
+      </w:r>
+      <w:r>
+        <w:rPr>
+          <w:b w:val="0"/>
+        </w:rPr>
+        <w:t xml:space="preserve"> ends.</w:t>
+      </w:r>
+    </w:p>
+    <w:p>
+      <w:pPr>
+        <w:spacing w:line="336" w:lineRule="auto" w:after="180"/>
+        <w:shd w:fill="F5F1FB"/>
+      </w:pPr>
+      <w:r>
+        <w:rPr>
+          <w:b w:val="0"/>
+        </w:rPr>
+        <w:t>Explain why each removed field adds risk without benefit.</w:t>
+      </w:r>
+    </w:p>
+    <w:p>
+      <w:pPr>
+        <w:spacing w:line="336" w:lineRule="auto" w:after="180"/>
+      </w:pPr>
+      <w:r>
+        <w:rPr>
+          <w:b w:val="0"/>
+        </w:rPr>
         <w:t>My level:  □ Not yet  □ With one hint  □ Independently  □ I can teach it</w:t>
       </w:r>
     </w:p>
     <w:p>
-      <w:r>
-        <w:t>NEXT BRIDGE  Carry today's evidence habit into: Generate, Retrieve, or Calculate?.</w:t>
+      <w:pPr>
+        <w:pStyle w:val="Heading3"/>
+      </w:pPr>
+      <w:r>
+        <w:t>Connect to the next lesson</w:t>
+      </w:r>
+    </w:p>
+    <w:p>
+      <w:pPr>
+        <w:spacing w:line="336" w:lineRule="auto" w:after="180"/>
+        <w:shd w:fill="F1F6F8"/>
+      </w:pPr>
+      <w:r>
+        <w:rPr>
+          <w:b w:val="0"/>
+        </w:rPr>
+        <w:t xml:space="preserve">NEXT BRIDGE  Carry today's </w:t>
+      </w:r>
+      <w:r>
+        <w:rPr>
+          <w:b/>
+        </w:rPr>
+        <w:t>evidence</w:t>
+      </w:r>
+      <w:r>
+        <w:rPr>
+          <w:b w:val="0"/>
+        </w:rPr>
+        <w:t xml:space="preserve"> habit into: Generate, Retrieve, or Calculate?.</w:t>
       </w:r>
     </w:p>
     <w:p>
@@ -3092,6 +5497,11 @@
       </w:r>
     </w:p>
     <w:p>
+      <w:r>
+        <w:t>Revisit the complete Privacy by Choosing Less case for supported practice. Repeated examples do not become fresh assessments.</w:t>
+      </w:r>
+    </w:p>
+    <w:p>
       <w:pPr>
         <w:pStyle w:val="Heading3"/>
       </w:pPr>
@@ -3100,7 +5510,13 @@
       </w:r>
     </w:p>
     <w:p>
-      <w:r>
+      <w:pPr>
+        <w:spacing w:line="336" w:lineRule="auto" w:after="180"/>
+      </w:pPr>
+      <w:r>
+        <w:rPr>
+          <w:b w:val="0"/>
+        </w:rPr>
         <w:t>Use the supplied details to practise the weekly concept before attempting the independent question. This case extends the illustrated lesson.</w:t>
       </w:r>
     </w:p>
@@ -3113,7 +5529,13 @@
       </w:r>
     </w:p>
     <w:p>
-      <w:r>
+      <w:pPr>
+        <w:spacing w:line="336" w:lineRule="auto" w:after="180"/>
+      </w:pPr>
+      <w:r>
+        <w:rPr>
+          <w:b w:val="0"/>
+        </w:rPr>
         <w:t>A genre-based book helper asks for genre, home address and a photograph.</w:t>
       </w:r>
     </w:p>
@@ -3126,7 +5548,14 @@
       </w:r>
     </w:p>
     <w:p>
-      <w:r>
+      <w:pPr>
+        <w:spacing w:line="336" w:lineRule="auto" w:after="180"/>
+        <w:shd w:fill="F5F1FB"/>
+      </w:pPr>
+      <w:r>
+        <w:rPr>
+          <w:b w:val="0"/>
+        </w:rPr>
         <w:t>Which fields are necessary?</w:t>
       </w:r>
     </w:p>
@@ -3139,7 +5568,13 @@
       </w:r>
     </w:p>
     <w:p>
-      <w:r>
+      <w:pPr>
+        <w:spacing w:line="336" w:lineRule="auto" w:after="180"/>
+      </w:pPr>
+      <w:r>
+        <w:rPr>
+          <w:b w:val="0"/>
+        </w:rPr>
         <w:t>Genre is relevant; address and photo are unnecessary for the stated task. Collecting less reduces exposure.</w:t>
       </w:r>
     </w:p>
@@ -3152,7 +5587,14 @@
       </w:r>
     </w:p>
     <w:p>
-      <w:r>
+      <w:pPr>
+        <w:spacing w:line="336" w:lineRule="auto" w:after="180"/>
+        <w:shd w:fill="F5F1FB"/>
+      </w:pPr>
+      <w:r>
+        <w:rPr>
+          <w:b w:val="0"/>
+        </w:rPr>
         <w:t>Which detail supports the answer, and why does it matter?</w:t>
       </w:r>
     </w:p>
@@ -3308,17 +5750,36 @@
       </w:tr>
     </w:tbl>
     <w:p>
-      <w:r>
+      <w:pPr>
+        <w:spacing w:line="336" w:lineRule="auto" w:after="180"/>
+      </w:pPr>
+      <w:r>
+        <w:rPr>
+          <w:b w:val="0"/>
+        </w:rPr>
         <w:t>A genre-based book helper asks for genre, home address and a photograph.</w:t>
       </w:r>
     </w:p>
     <w:p>
-      <w:r>
+      <w:pPr>
+        <w:spacing w:line="336" w:lineRule="auto" w:after="180"/>
+        <w:shd w:fill="F5F1FB"/>
+      </w:pPr>
+      <w:r>
+        <w:rPr>
+          <w:b w:val="0"/>
+        </w:rPr>
         <w:t>Which fields are necessary?</w:t>
       </w:r>
     </w:p>
     <w:p>
-      <w:r>
+      <w:pPr>
+        <w:spacing w:line="336" w:lineRule="auto" w:after="180"/>
+      </w:pPr>
+      <w:r>
+        <w:rPr>
+          <w:b w:val="0"/>
+        </w:rPr>
         <w:t>Genre is relevant; address and photo are unnecessary for the stated task. Collecting less reduces exposure.</w:t>
       </w:r>
     </w:p>
@@ -3331,6 +5792,11 @@
       </w:r>
     </w:p>
     <w:p>
+      <w:r>
+        <w:t>Attempt the reserved new case before feedback. Record support; the earlier examples below remain additional practice.</w:t>
+      </w:r>
+    </w:p>
+    <w:p>
       <w:pPr>
         <w:pStyle w:val="Heading3"/>
       </w:pPr>
@@ -3339,8 +5805,48 @@
       </w:r>
     </w:p>
     <w:p>
-      <w:r>
-        <w:t>A fictional library wants only the total number of books needing repair in each category: cover, page or binding. It does not need to contact borrowers. A draft repair sheet asks for borrower name, home address, book repair category and borrower photograph. Design a plan: state the purpose, required and removed fields, who handles source sheets, what totals are shared with the librarian, and who disposes of sheets at what agreed point. Use no real borrower details.</w:t>
+      <w:pPr>
+        <w:spacing w:line="336" w:lineRule="auto" w:after="180"/>
+      </w:pPr>
+      <w:r>
+        <w:rPr>
+          <w:b w:val="0"/>
+        </w:rPr>
+        <w:t>A fictional library wants only the total number of books needing repair in each category: cover, page or binding. It does not need to contact borrowers.</w:t>
+      </w:r>
+    </w:p>
+    <w:p>
+      <w:pPr>
+        <w:spacing w:line="336" w:lineRule="auto" w:after="180"/>
+      </w:pPr>
+      <w:r>
+        <w:rPr>
+          <w:b w:val="0"/>
+        </w:rPr>
+        <w:t>A draft repair sheet asks for borrower name, home address, book repair category and borrower photograph.</w:t>
+      </w:r>
+    </w:p>
+    <w:p>
+      <w:pPr>
+        <w:spacing w:line="336" w:lineRule="auto" w:after="180"/>
+      </w:pPr>
+      <w:r>
+        <w:rPr>
+          <w:b w:val="0"/>
+        </w:rPr>
+        <w:t xml:space="preserve">Design a plan: state the </w:t>
+      </w:r>
+      <w:r>
+        <w:rPr>
+          <w:b/>
+        </w:rPr>
+        <w:t>purpose</w:t>
+      </w:r>
+      <w:r>
+        <w:rPr>
+          <w:b w:val="0"/>
+        </w:rPr>
+        <w:t>, required and removed fields, who handles source sheets, what totals are shared with the librarian, and who disposes of sheets at what agreed point. Use no real borrower details.</w:t>
       </w:r>
     </w:p>
     <w:p>
@@ -3387,7 +5893,13 @@
       </w:r>
     </w:p>
     <w:p>
-      <w:r>
+      <w:pPr>
+        <w:spacing w:line="336" w:lineRule="auto" w:after="180"/>
+      </w:pPr>
+      <w:r>
+        <w:rPr>
+          <w:b w:val="0"/>
+        </w:rPr>
         <w:t>Attempt this case before feedback. Record any help. Earlier examples below are further practice; a case already practised with feedback cannot establish fresh transfer.</w:t>
       </w:r>
     </w:p>
@@ -3400,18 +5912,43 @@
       </w:r>
     </w:p>
     <w:p>
-      <w:r>
+      <w:pPr>
+        <w:spacing w:line="336" w:lineRule="auto" w:after="180"/>
+      </w:pPr>
+      <w:r>
+        <w:rPr>
+          <w:b w:val="0"/>
+        </w:rPr>
         <w:t>Close the worked explanation. Apply the idea to this different question without copying.</w:t>
       </w:r>
     </w:p>
     <w:p>
-      <w:r>
+      <w:pPr>
+        <w:spacing w:line="336" w:lineRule="auto" w:after="180"/>
+        <w:shd w:fill="F5F1FB"/>
+      </w:pPr>
+      <w:r>
+        <w:rPr>
+          <w:b w:val="0"/>
+        </w:rPr>
         <w:t>A book helper needs reading topic and approximate difficulty. Someone asks it to collect home address too. Which information can be left out, and why?</w:t>
       </w:r>
     </w:p>
     <w:p>
-      <w:r>
-        <w:t>My answer, with a trace, calculation or supporting evidence</w:t>
+      <w:pPr>
+        <w:spacing w:line="336" w:lineRule="auto" w:after="180"/>
+      </w:pPr>
+      <w:r>
+        <w:rPr>
+          <w:b w:val="0"/>
+        </w:rPr>
+        <w:t xml:space="preserve">My answer, with a trace, calculation or supporting </w:t>
+      </w:r>
+      <w:r>
+        <w:rPr>
+          <w:b/>
+        </w:rPr>
+        <w:t>evidence</w:t>
       </w:r>
     </w:p>
     <w:p>
@@ -3456,13 +5993,37 @@
       </w:r>
     </w:p>
     <w:p>
-      <w:r>
+      <w:pPr>
+        <w:spacing w:line="336" w:lineRule="auto" w:after="180"/>
+      </w:pPr>
+      <w:r>
+        <w:rPr>
+          <w:b w:val="0"/>
+        </w:rPr>
         <w:t>Change one relevant detail. Predict the result before testing. Include a boundary or missing-information case when it helps reveal a limit.</w:t>
       </w:r>
     </w:p>
     <w:p>
-      <w:r>
-        <w:t>My changed input and expected result</w:t>
+      <w:pPr>
+        <w:spacing w:line="336" w:lineRule="auto" w:after="180"/>
+      </w:pPr>
+      <w:r>
+        <w:rPr>
+          <w:b w:val="0"/>
+        </w:rPr>
+        <w:t xml:space="preserve">My changed </w:t>
+      </w:r>
+      <w:r>
+        <w:rPr>
+          <w:b/>
+        </w:rPr>
+        <w:t>input</w:t>
+      </w:r>
+      <w:r>
+        <w:rPr>
+          <w:b w:val="0"/>
+        </w:rPr>
+        <w:t xml:space="preserve"> and expected result</w:t>
       </w:r>
     </w:p>
     <w:p>
@@ -3507,13 +6068,37 @@
       </w:r>
     </w:p>
     <w:p>
-      <w:r>
+      <w:pPr>
+        <w:spacing w:line="336" w:lineRule="auto" w:after="180"/>
+      </w:pPr>
+      <w:r>
+        <w:rPr>
+          <w:b w:val="0"/>
+        </w:rPr>
         <w:t>Cross out names, faces, and ownership details unless an explicit need survives review; set a deletion rule for sorter records.</w:t>
       </w:r>
     </w:p>
     <w:p>
-      <w:r>
-        <w:t>The evidence I will keep</w:t>
+      <w:pPr>
+        <w:spacing w:line="336" w:lineRule="auto" w:after="180"/>
+      </w:pPr>
+      <w:r>
+        <w:rPr>
+          <w:b w:val="0"/>
+        </w:rPr>
+        <w:t xml:space="preserve">The </w:t>
+      </w:r>
+      <w:r>
+        <w:rPr>
+          <w:b/>
+        </w:rPr>
+        <w:t>evidence</w:t>
+      </w:r>
+      <w:r>
+        <w:rPr>
+          <w:b w:val="0"/>
+        </w:rPr>
+        <w:t xml:space="preserve"> I will keep</w:t>
       </w:r>
     </w:p>
     <w:p>
@@ -3550,8 +6135,26 @@
       </w:r>
     </w:p>
     <w:p>
-      <w:r>
-        <w:t>Your teacher has the independent answer and scoring criteria. Complete the matching workbook week to keep your practice evidence together.</w:t>
+      <w:pPr>
+        <w:spacing w:line="336" w:lineRule="auto" w:after="180"/>
+      </w:pPr>
+      <w:r>
+        <w:rPr>
+          <w:b w:val="0"/>
+        </w:rPr>
+        <w:t xml:space="preserve">Your teacher has the independent answer and scoring criteria. Complete the matching workbook week to keep your practice </w:t>
+      </w:r>
+      <w:r>
+        <w:rPr>
+          <w:b/>
+        </w:rPr>
+        <w:t>evidence</w:t>
+      </w:r>
+      <w:r>
+        <w:rPr>
+          <w:b w:val="0"/>
+        </w:rPr>
+        <w:t xml:space="preserve"> together.</w:t>
       </w:r>
     </w:p>
     <w:p>
@@ -3563,7 +6166,13 @@
       </w:r>
     </w:p>
     <w:p>
-      <w:r>
+      <w:pPr>
+        <w:spacing w:line="336" w:lineRule="auto" w:after="180"/>
+      </w:pPr>
+      <w:r>
+        <w:rPr>
+          <w:b w:val="0"/>
+        </w:rPr>
         <w:t>A book recommender requests genre, maximum pages, home address and a selfie. Keep only fields needed for genre and length matching. Explain one consequence of storing extra fields.</w:t>
       </w:r>
     </w:p>
@@ -3619,8 +6228,25 @@
       </w:r>
     </w:p>
     <w:p>
-      <w:r>
-        <w:t>Attempt the independent case before hints. Record whether you worked alone, used a hint or followed a model. After feedback, fix the first unsupported step and explain why it changed. A later check uses a changed case, not a copied answer.</w:t>
+      <w:pPr>
+        <w:spacing w:line="336" w:lineRule="auto" w:after="180"/>
+      </w:pPr>
+      <w:r>
+        <w:rPr>
+          <w:b w:val="0"/>
+        </w:rPr>
+        <w:t>Attempt the independent case before hints. Record whether you worked alone, used a hint or followed a model. After feedback, fix the first unsupported step and explain why it changed.</w:t>
+      </w:r>
+    </w:p>
+    <w:p>
+      <w:pPr>
+        <w:spacing w:line="336" w:lineRule="auto" w:after="180"/>
+      </w:pPr>
+      <w:r>
+        <w:rPr>
+          <w:b w:val="0"/>
+        </w:rPr>
+        <w:t>A later check uses a changed case, not a copied answer.</w:t>
       </w:r>
     </w:p>
     <w:p>
@@ -3633,6 +6259,17 @@
     </w:p>
     <w:p>
       <w:r>
+        <w:t>Use this map to navigate Privacy by Choosing Less, connect the goals to tasks and keep one evidence record for each attempt.</w:t>
+      </w:r>
+    </w:p>
+    <w:p>
+      <w:pPr>
+        <w:spacing w:line="336" w:lineRule="auto" w:after="180"/>
+      </w:pPr>
+      <w:r>
+        <w:rPr>
+          <w:b w:val="0"/>
+        </w:rPr>
         <w:t>Start with this question: A fictional teacher wants to count broken craft tools by type, without contacting borrowers.</w:t>
       </w:r>
     </w:p>
@@ -3739,13 +6376,61 @@
       </w:tr>
     </w:tbl>
     <w:p>
-      <w:r>
-        <w:t>Remember → watch and explain → try with help → investigate → try independently → keep project evidence. Your teacher may spread this lesson across several classes.</w:t>
-      </w:r>
-    </w:p>
-    <w:p>
-      <w:r>
-        <w:t>Keep your first prediction. Compare it with what the evidence shows and explain any change.</w:t>
+      <w:pPr>
+        <w:spacing w:line="336" w:lineRule="auto" w:after="180"/>
+      </w:pPr>
+      <w:r>
+        <w:rPr>
+          <w:b w:val="0"/>
+        </w:rPr>
+        <w:t xml:space="preserve">Remember → watch and explain → try with help → investigate → try independently → keep project </w:t>
+      </w:r>
+      <w:r>
+        <w:rPr>
+          <w:b/>
+        </w:rPr>
+        <w:t>evidence</w:t>
+      </w:r>
+      <w:r>
+        <w:rPr>
+          <w:b w:val="0"/>
+        </w:rPr>
+        <w:t>. Your teacher may spread this lesson across several classes.</w:t>
+      </w:r>
+    </w:p>
+    <w:p>
+      <w:pPr>
+        <w:spacing w:line="336" w:lineRule="auto" w:after="180"/>
+      </w:pPr>
+      <w:r>
+        <w:rPr>
+          <w:b w:val="0"/>
+        </w:rPr>
+        <w:t xml:space="preserve">Keep your first </w:t>
+      </w:r>
+      <w:r>
+        <w:rPr>
+          <w:b/>
+        </w:rPr>
+        <w:t>prediction</w:t>
+      </w:r>
+      <w:r>
+        <w:rPr>
+          <w:b w:val="0"/>
+        </w:rPr>
+        <w:t xml:space="preserve">. Compare it with what the </w:t>
+      </w:r>
+      <w:r>
+        <w:rPr>
+          <w:b/>
+        </w:rPr>
+        <w:t>evidence</w:t>
+      </w:r>
+      <w:r>
+        <w:rPr>
+          <w:b w:val="0"/>
+        </w:rPr>
+        <w:t xml:space="preserve"> shows and explain any change.</w:t>
       </w:r>
     </w:p>
     <w:p>
@@ -3758,6 +6443,17 @@
     </w:p>
     <w:p>
       <w:r>
+        <w:t>Explain Privacy by Choosing Less without notes, identify a remaining question and plan a later check with a changed case.</w:t>
+      </w:r>
+    </w:p>
+    <w:p>
+      <w:pPr>
+        <w:spacing w:line="336" w:lineRule="auto" w:after="180"/>
+      </w:pPr>
+      <w:r>
+        <w:rPr>
+          <w:b w:val="0"/>
+        </w:rPr>
         <w:t>Close your notes. Explain this goal in your own words: Justify which information a stated task needs and remove unnecessary fields</w:t>
       </w:r>
     </w:p>
@@ -3795,13 +6491,61 @@
       </w:r>
     </w:p>
     <w:p>
-      <w:r>
-        <w:t>If you are unsure, return to the worked picture and explain one arrow. If you are ready, change an input or assumption and justify your prediction.</w:t>
-      </w:r>
-    </w:p>
-    <w:p>
-      <w:r>
-        <w:t>Save your workbook evidence. At the next review, try a different case before opening your old answer.</w:t>
+      <w:pPr>
+        <w:spacing w:line="336" w:lineRule="auto" w:after="180"/>
+      </w:pPr>
+      <w:r>
+        <w:rPr>
+          <w:b w:val="0"/>
+        </w:rPr>
+        <w:t xml:space="preserve">If you are unsure, return to the worked picture and explain one arrow. If you are ready, change an </w:t>
+      </w:r>
+      <w:r>
+        <w:rPr>
+          <w:b/>
+        </w:rPr>
+        <w:t>input</w:t>
+      </w:r>
+      <w:r>
+        <w:rPr>
+          <w:b w:val="0"/>
+        </w:rPr>
+        <w:t xml:space="preserve"> or assumption and justify your </w:t>
+      </w:r>
+      <w:r>
+        <w:rPr>
+          <w:b/>
+        </w:rPr>
+        <w:t>prediction</w:t>
+      </w:r>
+      <w:r>
+        <w:rPr>
+          <w:b w:val="0"/>
+        </w:rPr>
+        <w:t>.</w:t>
+      </w:r>
+    </w:p>
+    <w:p>
+      <w:pPr>
+        <w:spacing w:line="336" w:lineRule="auto" w:after="180"/>
+      </w:pPr>
+      <w:r>
+        <w:rPr>
+          <w:b w:val="0"/>
+        </w:rPr>
+        <w:t xml:space="preserve">Save your workbook </w:t>
+      </w:r>
+      <w:r>
+        <w:rPr>
+          <w:b/>
+        </w:rPr>
+        <w:t>evidence</w:t>
+      </w:r>
+      <w:r>
+        <w:rPr>
+          <w:b w:val="0"/>
+        </w:rPr>
+        <w:t>. At the next review, try a different case before opening your old answer.</w:t>
       </w:r>
     </w:p>
     <w:p>
@@ -3814,11 +6558,28 @@
     </w:p>
     <w:p>
       <w:r>
+        <w:t>Attempt supported questions before using hints or feedback. Review a missing building block, then keep the completed work.</w:t>
+      </w:r>
+    </w:p>
+    <w:p>
+      <w:pPr>
+        <w:spacing w:line="336" w:lineRule="auto" w:after="180"/>
+      </w:pPr>
+      <w:r>
+        <w:rPr>
+          <w:b w:val="0"/>
+        </w:rPr>
         <w:t>Use this supported practice once, in the browser or on paper. Keep the reserved independent assessment for a separate first attempt before teacher feedback.</w:t>
       </w:r>
     </w:p>
     <w:p>
-      <w:r>
+      <w:pPr>
+        <w:spacing w:line="336" w:lineRule="auto" w:after="180"/>
+      </w:pPr>
+      <w:r>
+        <w:rPr>
+          <w:b w:val="0"/>
+        </w:rPr>
         <w:t>A fictional teacher wants to count broken craft tools by type, without contacting borrowers.</w:t>
       </w:r>
     </w:p>
@@ -3831,27 +6592,79 @@
       </w:r>
     </w:p>
     <w:p>
-      <w:r>
-        <w:t>Which labelled step matches this detail? Aggregate each tool type’s Yes count; record the authorised retention plan.</w:t>
-      </w:r>
-    </w:p>
-    <w:p>
-      <w:r>
-        <w:t>1. State purpose</w:t>
-      </w:r>
-    </w:p>
-    <w:p>
-      <w:r>
+      <w:pPr>
+        <w:spacing w:line="336" w:lineRule="auto" w:after="180"/>
+      </w:pPr>
+      <w:r>
+        <w:rPr>
+          <w:b w:val="0"/>
+        </w:rPr>
+        <w:t xml:space="preserve">Which labelled step matches this detail? Aggregate each tool type’s Yes count; record the authorised </w:t>
+      </w:r>
+      <w:r>
+        <w:rPr>
+          <w:b/>
+        </w:rPr>
+        <w:t>retention</w:t>
+      </w:r>
+      <w:r>
+        <w:rPr>
+          <w:b w:val="0"/>
+        </w:rPr>
+        <w:t xml:space="preserve"> plan.</w:t>
+      </w:r>
+    </w:p>
+    <w:p>
+      <w:pPr>
+        <w:spacing w:line="336" w:lineRule="auto" w:after="180"/>
+        <w:shd w:fill="F4F9FC"/>
+      </w:pPr>
+      <w:r>
+        <w:rPr>
+          <w:b w:val="0"/>
+        </w:rPr>
+        <w:t xml:space="preserve">1. State </w:t>
+      </w:r>
+      <w:r>
+        <w:rPr>
+          <w:b/>
+        </w:rPr>
+        <w:t>purpose</w:t>
+      </w:r>
+    </w:p>
+    <w:p>
+      <w:pPr>
+        <w:spacing w:line="336" w:lineRule="auto" w:after="180"/>
+        <w:shd w:fill="F4F9FC"/>
+      </w:pPr>
+      <w:r>
+        <w:rPr>
+          <w:b w:val="0"/>
+        </w:rPr>
         <w:t>2. Choose fields</w:t>
       </w:r>
     </w:p>
     <w:p>
-      <w:r>
+      <w:pPr>
+        <w:spacing w:line="336" w:lineRule="auto" w:after="180"/>
+        <w:shd w:fill="F4F9FC"/>
+      </w:pPr>
+      <w:r>
+        <w:rPr>
+          <w:b w:val="0"/>
+        </w:rPr>
         <w:t>3. Remove excess</w:t>
       </w:r>
     </w:p>
     <w:p>
-      <w:r>
+      <w:pPr>
+        <w:spacing w:line="336" w:lineRule="auto" w:after="180"/>
+        <w:shd w:fill="F4F9FC"/>
+      </w:pPr>
+      <w:r>
+        <w:rPr>
+          <w:b w:val="0"/>
+        </w:rPr>
         <w:t>4. Report totals</w:t>
       </w:r>
     </w:p>
@@ -3889,41 +6702,179 @@
       </w:r>
     </w:p>
     <w:p>
-      <w:r>
+      <w:pPr>
+        <w:pStyle w:val="Heading3"/>
+      </w:pPr>
+      <w:r>
+        <w:t>Hint · try first</w:t>
+      </w:r>
+    </w:p>
+    <w:p>
+      <w:pPr>
+        <w:spacing w:line="336" w:lineRule="auto" w:after="180"/>
+        <w:shd w:fill="F1F6F8"/>
+      </w:pPr>
+      <w:r>
+        <w:rPr>
+          <w:b w:val="0"/>
+        </w:rPr>
         <w:t>Hint if needed: Read the steps in the pictorial case. Match the supplied detail to the stage that performs or records it.</w:t>
       </w:r>
     </w:p>
     <w:p>
-      <w:r>
-        <w:t>After your attempt, compare with the supported explanation: Report totals Aggregate each tool type’s Yes count; record the authorised retention plan. A field is justified by what the task needs to do, not by whether it might become useful someday. Names and birthdays do not help these repair totals. Replacing names with codes still leaves linked personal records if someone keeps a name-code key; collecting less can remove the need for that link entirely.</w:t>
-      </w:r>
-    </w:p>
-    <w:p>
       <w:pPr>
         <w:pStyle w:val="Heading3"/>
       </w:pPr>
       <w:r>
+        <w:t>Feedback · compare after trying</w:t>
+      </w:r>
+    </w:p>
+    <w:p>
+      <w:pPr>
+        <w:spacing w:line="336" w:lineRule="auto" w:after="180"/>
+        <w:shd w:fill="F1F6FC"/>
+      </w:pPr>
+      <w:r>
+        <w:rPr>
+          <w:b w:val="0"/>
+        </w:rPr>
+        <w:t xml:space="preserve">After your attempt, compare with the supported explanation: Report totals Aggregate each tool type’s Yes count; record the authorised </w:t>
+      </w:r>
+      <w:r>
+        <w:rPr>
+          <w:b/>
+        </w:rPr>
+        <w:t>retention</w:t>
+      </w:r>
+      <w:r>
+        <w:rPr>
+          <w:b w:val="0"/>
+        </w:rPr>
+        <w:t xml:space="preserve"> plan.</w:t>
+      </w:r>
+    </w:p>
+    <w:p>
+      <w:pPr>
+        <w:spacing w:line="336" w:lineRule="auto" w:after="180"/>
+        <w:shd w:fill="F1F6FC"/>
+      </w:pPr>
+      <w:r>
+        <w:rPr>
+          <w:b w:val="0"/>
+        </w:rPr>
+        <w:t>A field is justified by what the task needs to do, not by whether it might become useful someday. Names and birthdays do not help these repair totals.</w:t>
+      </w:r>
+    </w:p>
+    <w:p>
+      <w:pPr>
+        <w:spacing w:line="336" w:lineRule="auto" w:after="180"/>
+        <w:shd w:fill="F1F6FC"/>
+      </w:pPr>
+      <w:r>
+        <w:rPr>
+          <w:b w:val="0"/>
+        </w:rPr>
+        <w:t>Replacing names with codes still leaves linked personal records if someone keeps a name-code key; collecting less can remove the need for that link entirely.</w:t>
+      </w:r>
+    </w:p>
+    <w:p>
+      <w:pPr>
+        <w:pStyle w:val="Heading3"/>
+      </w:pPr>
+      <w:r>
         <w:t>Practice 2: explain the deciding evidence</w:t>
       </w:r>
     </w:p>
     <w:p>
-      <w:r>
+      <w:pPr>
+        <w:pStyle w:val="Heading3"/>
+      </w:pPr>
+      <w:r>
+        <w:t>Changed case · predict first</w:t>
+      </w:r>
+    </w:p>
+    <w:p>
+      <w:pPr>
+        <w:spacing w:line="336" w:lineRule="auto" w:after="180"/>
+        <w:shd w:fill="F5F1FB"/>
+      </w:pPr>
+      <w:r>
+        <w:rPr>
+          <w:b w:val="0"/>
+        </w:rPr>
         <w:t>Changed-case practice: The teacher adds an authorised task to return one repaired tool to its borrower. Which conclusion is supported by the supplied facts?</w:t>
       </w:r>
     </w:p>
     <w:p>
-      <w:r>
-        <w:t>1. A minimal contact mechanism may now be needed for that tool.</w:t>
-      </w:r>
-    </w:p>
-    <w:p>
-      <w:r>
-        <w:t>2. This one example guarantees correct results for every future input.</w:t>
-      </w:r>
-    </w:p>
-    <w:p>
-      <w:r>
-        <w:t>3. We can decide the result without examining the changed input or the procedure.</w:t>
+      <w:pPr>
+        <w:spacing w:line="336" w:lineRule="auto" w:after="180"/>
+        <w:shd w:fill="F4F9FC"/>
+      </w:pPr>
+      <w:r>
+        <w:rPr>
+          <w:b w:val="0"/>
+        </w:rPr>
+        <w:t xml:space="preserve">1. A minimal contact </w:t>
+      </w:r>
+      <w:r>
+        <w:rPr>
+          <w:b/>
+        </w:rPr>
+        <w:t>mechanism</w:t>
+      </w:r>
+      <w:r>
+        <w:rPr>
+          <w:b w:val="0"/>
+        </w:rPr>
+        <w:t xml:space="preserve"> may now be needed for that tool.</w:t>
+      </w:r>
+    </w:p>
+    <w:p>
+      <w:pPr>
+        <w:spacing w:line="336" w:lineRule="auto" w:after="180"/>
+        <w:shd w:fill="F4F9FC"/>
+      </w:pPr>
+      <w:r>
+        <w:rPr>
+          <w:b w:val="0"/>
+        </w:rPr>
+        <w:t xml:space="preserve">2. This one example guarantees correct results for every future </w:t>
+      </w:r>
+      <w:r>
+        <w:rPr>
+          <w:b/>
+        </w:rPr>
+        <w:t>input</w:t>
+      </w:r>
+      <w:r>
+        <w:rPr>
+          <w:b w:val="0"/>
+        </w:rPr>
+        <w:t>.</w:t>
+      </w:r>
+    </w:p>
+    <w:p>
+      <w:pPr>
+        <w:spacing w:line="336" w:lineRule="auto" w:after="180"/>
+        <w:shd w:fill="F4F9FC"/>
+      </w:pPr>
+      <w:r>
+        <w:rPr>
+          <w:b w:val="0"/>
+        </w:rPr>
+        <w:t xml:space="preserve">3. We can decide the result without examining the changed </w:t>
+      </w:r>
+      <w:r>
+        <w:rPr>
+          <w:b/>
+        </w:rPr>
+        <w:t>input</w:t>
+      </w:r>
+      <w:r>
+        <w:rPr>
+          <w:b w:val="0"/>
+        </w:rPr>
+        <w:t xml:space="preserve"> or the procedure.</w:t>
       </w:r>
     </w:p>
     <w:p>
@@ -3960,36 +6911,189 @@
       </w:r>
     </w:p>
     <w:p>
-      <w:r>
+      <w:pPr>
+        <w:pStyle w:val="Heading3"/>
+      </w:pPr>
+      <w:r>
+        <w:t>Hint · try first</w:t>
+      </w:r>
+    </w:p>
+    <w:p>
+      <w:pPr>
+        <w:spacing w:line="336" w:lineRule="auto" w:after="180"/>
+        <w:shd w:fill="F1F6F8"/>
+      </w:pPr>
+      <w:r>
+        <w:rPr>
+          <w:b w:val="0"/>
+        </w:rPr>
         <w:t>Hint if needed: Use the changed condition and the deciding step in the pictorial trace. The answer must say what follows from those facts.</w:t>
       </w:r>
     </w:p>
     <w:p>
-      <w:r>
-        <w:t>After your attempt, compare with the supported explanation: A minimal contact mechanism may now be needed for that tool. The purpose changed; reassess necessity rather than restoring every old field.</w:t>
-      </w:r>
-    </w:p>
-    <w:p>
       <w:pPr>
         <w:pStyle w:val="Heading3"/>
       </w:pPr>
       <w:r>
+        <w:t>Feedback · compare after trying</w:t>
+      </w:r>
+    </w:p>
+    <w:p>
+      <w:pPr>
+        <w:spacing w:line="336" w:lineRule="auto" w:after="180"/>
+        <w:shd w:fill="F1F6FC"/>
+      </w:pPr>
+      <w:r>
+        <w:rPr>
+          <w:b w:val="0"/>
+        </w:rPr>
+        <w:t xml:space="preserve">After your attempt, compare with the supported explanation: A minimal contact </w:t>
+      </w:r>
+      <w:r>
+        <w:rPr>
+          <w:b/>
+        </w:rPr>
+        <w:t>mechanism</w:t>
+      </w:r>
+      <w:r>
+        <w:rPr>
+          <w:b w:val="0"/>
+        </w:rPr>
+        <w:t xml:space="preserve"> may now be needed for that tool. The </w:t>
+      </w:r>
+      <w:r>
+        <w:rPr>
+          <w:b/>
+        </w:rPr>
+        <w:t>purpose</w:t>
+      </w:r>
+      <w:r>
+        <w:rPr>
+          <w:b w:val="0"/>
+        </w:rPr>
+        <w:t xml:space="preserve"> changed; reassess necessity rather than restoring every old field.</w:t>
+      </w:r>
+    </w:p>
+    <w:p>
+      <w:pPr>
+        <w:pStyle w:val="Heading3"/>
+      </w:pPr>
+      <w:r>
         <w:t>Repair a missing building block</w:t>
       </w:r>
     </w:p>
     <w:p>
-      <w:r>
-        <w:t>Review Fair for Whom? (ai-1/23). Goal: Compute a correct-out-of-assessed fraction and explain its denominator. Short practice: Which group loses performance under N, and can total improvement erase that fact?. Return to this week and explain what you changed.</w:t>
-      </w:r>
-    </w:p>
-    <w:p>
-      <w:r>
-        <w:t>Review Good Data, Bad Data (ai-1/21). Goal: Check records against a stated format, unit and meaning before using them. Short practice: Which repairs are evidence-backed in the original case, and which row must remain unknown?. Return to this week and explain what you changed.</w:t>
-      </w:r>
-    </w:p>
-    <w:p>
-      <w:r>
-        <w:t>Review Confidence Is Not Correctness (ai-1/18). Goal: Distinguish a confidence claim from evidence that a prediction was correct. Short practice: Was the unknown label guaranteed correct because its confidence was 80%?. Return to this week and explain what you changed.</w:t>
+      <w:pPr>
+        <w:spacing w:line="336" w:lineRule="auto" w:after="180"/>
+      </w:pPr>
+      <w:r>
+        <w:rPr>
+          <w:b w:val="0"/>
+        </w:rPr>
+        <w:t>Review Fair for Whom? (ai-1/23). Goal: Compute a correct-out-of-assessed fraction and explain its denominator. Short practice: Which group loses performance under N, and can total improvement erase that fact?.</w:t>
+      </w:r>
+    </w:p>
+    <w:p>
+      <w:pPr>
+        <w:spacing w:line="336" w:lineRule="auto" w:after="180"/>
+      </w:pPr>
+      <w:r>
+        <w:rPr>
+          <w:b w:val="0"/>
+        </w:rPr>
+        <w:t>Return to this week and explain what you changed.</w:t>
+      </w:r>
+    </w:p>
+    <w:p>
+      <w:pPr>
+        <w:spacing w:line="336" w:lineRule="auto" w:after="180"/>
+      </w:pPr>
+      <w:r>
+        <w:rPr>
+          <w:b w:val="0"/>
+        </w:rPr>
+        <w:t xml:space="preserve">Review Good Data, Bad Data (ai-1/21). Goal: Check records against a stated format, unit and meaning before using them. Short practice: Which repairs are </w:t>
+      </w:r>
+      <w:r>
+        <w:rPr>
+          <w:b/>
+        </w:rPr>
+        <w:t>evidence</w:t>
+      </w:r>
+      <w:r>
+        <w:rPr>
+          <w:b w:val="0"/>
+        </w:rPr>
+        <w:t>-backed in the original case, and which row must remain unknown?.</w:t>
+      </w:r>
+    </w:p>
+    <w:p>
+      <w:pPr>
+        <w:spacing w:line="336" w:lineRule="auto" w:after="180"/>
+      </w:pPr>
+      <w:r>
+        <w:rPr>
+          <w:b w:val="0"/>
+        </w:rPr>
+        <w:t>Return to this week and explain what you changed.</w:t>
+      </w:r>
+    </w:p>
+    <w:p>
+      <w:pPr>
+        <w:spacing w:line="336" w:lineRule="auto" w:after="180"/>
+      </w:pPr>
+      <w:r>
+        <w:rPr>
+          <w:b w:val="0"/>
+        </w:rPr>
+        <w:t xml:space="preserve">Review Confidence Is Not Correctness (ai-1/18). Goal: Distinguish a confidence claim from </w:t>
+      </w:r>
+      <w:r>
+        <w:rPr>
+          <w:b/>
+        </w:rPr>
+        <w:t>evidence</w:t>
+      </w:r>
+      <w:r>
+        <w:rPr>
+          <w:b w:val="0"/>
+        </w:rPr>
+        <w:t xml:space="preserve"> that a </w:t>
+      </w:r>
+      <w:r>
+        <w:rPr>
+          <w:b/>
+        </w:rPr>
+        <w:t>prediction</w:t>
+      </w:r>
+      <w:r>
+        <w:rPr>
+          <w:b w:val="0"/>
+        </w:rPr>
+        <w:t xml:space="preserve"> was correct. Short practice: Was the unknown label guaranteed correct because its confidence was </w:t>
+      </w:r>
+      <w:r>
+        <w:rPr>
+          <w:b/>
+        </w:rPr>
+        <w:t>80%</w:t>
+      </w:r>
+      <w:r>
+        <w:rPr>
+          <w:b w:val="0"/>
+        </w:rPr>
+        <w:t>?.</w:t>
+      </w:r>
+    </w:p>
+    <w:p>
+      <w:pPr>
+        <w:spacing w:line="336" w:lineRule="auto" w:after="180"/>
+      </w:pPr>
+      <w:r>
+        <w:rPr>
+          <w:b w:val="0"/>
+        </w:rPr>
+        <w:t>Return to this week and explain what you changed.</w:t>
       </w:r>
     </w:p>
     <w:p>
@@ -4001,8 +7105,638 @@
       </w:r>
     </w:p>
     <w:p>
-      <w:r>
-        <w:t>Use Download completed work in the hosted lesson to export your answers, reflections, practice feedback and code-run evidence. Open the HTML copy to read or print it. Drafts stay in this browser when storage is available; clear drafts on a shared device.</w:t>
+      <w:pPr>
+        <w:spacing w:line="336" w:lineRule="auto" w:after="180"/>
+      </w:pPr>
+      <w:r>
+        <w:rPr>
+          <w:b w:val="0"/>
+        </w:rPr>
+        <w:t xml:space="preserve">Use Download completed work in the hosted lesson to export your answers, reflections, practice feedback and code-run </w:t>
+      </w:r>
+      <w:r>
+        <w:rPr>
+          <w:b/>
+        </w:rPr>
+        <w:t>evidence</w:t>
+      </w:r>
+      <w:r>
+        <w:rPr>
+          <w:b w:val="0"/>
+        </w:rPr>
+        <w:t>. Open the HTML copy to read or print it.</w:t>
+      </w:r>
+    </w:p>
+    <w:p>
+      <w:pPr>
+        <w:spacing w:line="336" w:lineRule="auto" w:after="180"/>
+      </w:pPr>
+      <w:r>
+        <w:rPr>
+          <w:b w:val="0"/>
+        </w:rPr>
+        <w:t>Drafts stay in this browser when storage is available; clear drafts on a shared device.</w:t>
+      </w:r>
+    </w:p>
+    <w:p>
+      <w:pPr>
+        <w:pStyle w:val="Heading1"/>
+      </w:pPr>
+      <w:r>
+        <w:t>18. Visual concept journey</w:t>
+      </w:r>
+    </w:p>
+    <w:p>
+      <w:r>
+        <w:t>Explain each Privacy by Choosing Less graphic using its labels, deciding evidence and relevant limitation.</w:t>
+      </w:r>
+    </w:p>
+    <w:p>
+      <w:pPr>
+        <w:pStyle w:val="Heading3"/>
+      </w:pPr>
+      <w:r>
+        <w:t>01. Privacy by Choosing Less: the case</w:t>
+      </w:r>
+    </w:p>
+    <w:p>
+      <w:r>
+        <w:drawing>
+          <wp:inline xmlns:a="http://schemas.openxmlformats.org/drawingml/2006/main" xmlns:pic="http://schemas.openxmlformats.org/drawingml/2006/picture">
+            <wp:extent cx="5486400" cy="2990088"/>
+            <wp:docPr id="22" name="Picture 22" descr="A fictional teacher wants to count broken craft tools by type, without contacting borrowers. Supplied facts: Needed output: totals for scissors, ruler and hole-punch repairs. Draft form requests pupil name, birthday, tool type and repair-needed Yes/No. No borrower follow-up is required."/>
+            <wp:cNvGraphicFramePr>
+              <a:graphicFrameLocks noChangeAspect="1"/>
+            </wp:cNvGraphicFramePr>
+            <a:graphic>
+              <a:graphicData uri="http://schemas.openxmlformats.org/drawingml/2006/picture">
+                <pic:pic>
+                  <pic:nvPicPr>
+                    <pic:cNvPr id="0" name="academy-story-ai-1-24-01.png"/>
+                    <pic:cNvPicPr/>
+                  </pic:nvPicPr>
+                  <pic:blipFill>
+                    <a:blip r:embed="rId30"/>
+                    <a:stretch>
+                      <a:fillRect/>
+                    </a:stretch>
+                  </pic:blipFill>
+                  <pic:spPr>
+                    <a:xfrm>
+                      <a:off x="0" y="0"/>
+                      <a:ext cx="5486400" cy="2990088"/>
+                    </a:xfrm>
+                    <a:prstGeom prst="rect"/>
+                  </pic:spPr>
+                </pic:pic>
+              </a:graphicData>
+            </a:graphic>
+          </wp:inline>
+        </w:drawing>
+      </w:r>
+    </w:p>
+    <w:p>
+      <w:pPr>
+        <w:spacing w:line="336" w:lineRule="auto" w:after="180"/>
+      </w:pPr>
+      <w:r>
+        <w:rPr>
+          <w:b w:val="0"/>
+        </w:rPr>
+        <w:t xml:space="preserve">A fictional teacher wants to count broken craft tools by type, without contacting borrowers. Supplied facts: Needed </w:t>
+      </w:r>
+      <w:r>
+        <w:rPr>
+          <w:b/>
+        </w:rPr>
+        <w:t>output</w:t>
+      </w:r>
+      <w:r>
+        <w:rPr>
+          <w:b w:val="0"/>
+        </w:rPr>
+        <w:t>: totals for scissors, ruler and hole-punch repairs.</w:t>
+      </w:r>
+    </w:p>
+    <w:p>
+      <w:pPr>
+        <w:spacing w:line="336" w:lineRule="auto" w:after="180"/>
+      </w:pPr>
+      <w:r>
+        <w:rPr>
+          <w:b w:val="0"/>
+        </w:rPr>
+        <w:t>Draft form requests pupil name, birthday, tool type and repair-needed Yes/No. No borrower follow-up is required.</w:t>
+      </w:r>
+    </w:p>
+    <w:p>
+      <w:pPr>
+        <w:spacing w:line="336" w:lineRule="auto" w:after="180"/>
+        <w:shd w:fill="F5F1FB"/>
+      </w:pPr>
+      <w:r>
+        <w:rPr>
+          <w:b w:val="0"/>
+        </w:rPr>
+        <w:t>Point to the given fact that matters most. Explain why it matters.</w:t>
+      </w:r>
+    </w:p>
+    <w:p>
+      <w:pPr>
+        <w:pStyle w:val="Heading3"/>
+      </w:pPr>
+      <w:r>
+        <w:t>02. Follow the deciding steps</w:t>
+      </w:r>
+    </w:p>
+    <w:p>
+      <w:r>
+        <w:drawing>
+          <wp:inline xmlns:a="http://schemas.openxmlformats.org/drawingml/2006/main" xmlns:pic="http://schemas.openxmlformats.org/drawingml/2006/picture">
+            <wp:extent cx="5486400" cy="4005072"/>
+            <wp:docPr id="23" name="Picture 23" descr="State purpose: Count repairs by tool type, not by person. → Choose fields: Retain tool type and repair-needed status. → Remove excess: Name and birthday are unnecessary for this stated task. → Report totals: Aggregate each tool type’s Yes count; record the authorised retention plan."/>
+            <wp:cNvGraphicFramePr>
+              <a:graphicFrameLocks noChangeAspect="1"/>
+            </wp:cNvGraphicFramePr>
+            <a:graphic>
+              <a:graphicData uri="http://schemas.openxmlformats.org/drawingml/2006/picture">
+                <pic:pic>
+                  <pic:nvPicPr>
+                    <pic:cNvPr id="0" name="academy-story-ai-1-24-02.png"/>
+                    <pic:cNvPicPr/>
+                  </pic:nvPicPr>
+                  <pic:blipFill>
+                    <a:blip r:embed="rId31"/>
+                    <a:stretch>
+                      <a:fillRect/>
+                    </a:stretch>
+                  </pic:blipFill>
+                  <pic:spPr>
+                    <a:xfrm>
+                      <a:off x="0" y="0"/>
+                      <a:ext cx="5486400" cy="4005072"/>
+                    </a:xfrm>
+                    <a:prstGeom prst="rect"/>
+                  </pic:spPr>
+                </pic:pic>
+              </a:graphicData>
+            </a:graphic>
+          </wp:inline>
+        </w:drawing>
+      </w:r>
+    </w:p>
+    <w:p>
+      <w:pPr>
+        <w:spacing w:line="336" w:lineRule="auto" w:after="180"/>
+      </w:pPr>
+      <w:r>
+        <w:rPr>
+          <w:b w:val="0"/>
+        </w:rPr>
+        <w:t xml:space="preserve">State </w:t>
+      </w:r>
+      <w:r>
+        <w:rPr>
+          <w:b/>
+        </w:rPr>
+        <w:t>purpose</w:t>
+      </w:r>
+      <w:r>
+        <w:rPr>
+          <w:b w:val="0"/>
+        </w:rPr>
+        <w:t xml:space="preserve">: Count repairs by tool type, not by person. → Choose fields: Retain tool type and repair-needed status. → Remove excess: Name and birthday are unnecessary for this stated task. → Report totals: Aggregate each tool type’s Yes count; record the authorised </w:t>
+      </w:r>
+      <w:r>
+        <w:rPr>
+          <w:b/>
+        </w:rPr>
+        <w:t>retention</w:t>
+      </w:r>
+      <w:r>
+        <w:rPr>
+          <w:b w:val="0"/>
+        </w:rPr>
+        <w:t xml:space="preserve"> plan.</w:t>
+      </w:r>
+    </w:p>
+    <w:p>
+      <w:pPr>
+        <w:spacing w:line="336" w:lineRule="auto" w:after="180"/>
+        <w:shd w:fill="F5F1FB"/>
+      </w:pPr>
+      <w:r>
+        <w:rPr>
+          <w:b w:val="0"/>
+        </w:rPr>
+        <w:t xml:space="preserve">Point to each numbered stage and explain which recorded </w:t>
+      </w:r>
+      <w:r>
+        <w:rPr>
+          <w:b/>
+        </w:rPr>
+        <w:t>input</w:t>
+      </w:r>
+      <w:r>
+        <w:rPr>
+          <w:b w:val="0"/>
+        </w:rPr>
+        <w:t xml:space="preserve"> it uses.</w:t>
+      </w:r>
+    </w:p>
+    <w:p>
+      <w:pPr>
+        <w:pStyle w:val="Heading3"/>
+      </w:pPr>
+      <w:r>
+        <w:t>03. A small information plan for a fictional vote</w:t>
+      </w:r>
+    </w:p>
+    <w:p>
+      <w:r>
+        <w:drawing>
+          <wp:inline xmlns:a="http://schemas.openxmlformats.org/drawingml/2006/main" xmlns:pic="http://schemas.openxmlformats.org/drawingml/2006/picture">
+            <wp:extent cx="5486400" cy="2923032"/>
+            <wp:docPr id="24" name="Picture 24" descr="A small information plan for a fictional vote. Collect | One topic per slip | No name or address. Count | Teacher totals choices | Keep slips restricted. Share | Three topic totals | No individual choices. Delete | After totals checked | Follow agreed plan"/>
+            <wp:cNvGraphicFramePr>
+              <a:graphicFrameLocks noChangeAspect="1"/>
+            </wp:cNvGraphicFramePr>
+            <a:graphic>
+              <a:graphicData uri="http://schemas.openxmlformats.org/drawingml/2006/picture">
+                <pic:pic>
+                  <pic:nvPicPr>
+                    <pic:cNvPr id="0" name="academy-story-ai-1-24-03.png"/>
+                    <pic:cNvPicPr/>
+                  </pic:nvPicPr>
+                  <pic:blipFill>
+                    <a:blip r:embed="rId32"/>
+                    <a:stretch>
+                      <a:fillRect/>
+                    </a:stretch>
+                  </pic:blipFill>
+                  <pic:spPr>
+                    <a:xfrm>
+                      <a:off x="0" y="0"/>
+                      <a:ext cx="5486400" cy="2923032"/>
+                    </a:xfrm>
+                    <a:prstGeom prst="rect"/>
+                  </pic:spPr>
+                </pic:pic>
+              </a:graphicData>
+            </a:graphic>
+          </wp:inline>
+        </w:drawing>
+      </w:r>
+    </w:p>
+    <w:p>
+      <w:pPr>
+        <w:spacing w:line="336" w:lineRule="auto" w:after="180"/>
+      </w:pPr>
+      <w:r>
+        <w:rPr>
+          <w:b w:val="0"/>
+        </w:rPr>
+        <w:t>A small information plan for a fictional vote. Collect | One topic per slip | No name or address. Count | Teacher totals choices | Keep slips restricted. Share | Three topic totals | No individual choices.</w:t>
+      </w:r>
+    </w:p>
+    <w:p>
+      <w:pPr>
+        <w:spacing w:line="336" w:lineRule="auto" w:after="180"/>
+      </w:pPr>
+      <w:r>
+        <w:rPr>
+          <w:b w:val="0"/>
+        </w:rPr>
+        <w:t>Delete | After totals checked | Follow agreed plan</w:t>
+      </w:r>
+    </w:p>
+    <w:p>
+      <w:pPr>
+        <w:spacing w:line="336" w:lineRule="auto" w:after="180"/>
+        <w:shd w:fill="F5F1FB"/>
+      </w:pPr>
+      <w:r>
+        <w:rPr>
+          <w:b w:val="0"/>
+        </w:rPr>
+        <w:t>Read the labels and values. Explain the relationship the model shows.</w:t>
+      </w:r>
+    </w:p>
+    <w:p>
+      <w:pPr>
+        <w:pStyle w:val="Heading3"/>
+      </w:pPr>
+      <w:r>
+        <w:t>04. Change one thing. Trace what follows.</w:t>
+      </w:r>
+    </w:p>
+    <w:p>
+      <w:r>
+        <w:drawing>
+          <wp:inline xmlns:a="http://schemas.openxmlformats.org/drawingml/2006/main" xmlns:pic="http://schemas.openxmlformats.org/drawingml/2006/picture">
+            <wp:extent cx="5486400" cy="3026664"/>
+            <wp:docPr id="25" name="Picture 25" descr="Original case: Aggregate each tool type’s Yes count; record the authorised retention plan. Changed condition: The teacher adds an authorised task to return one repaired tool to its borrower. Expected result: A minimal contact mechanism may now be needed for that tool. Reason: The purpose changed; reassess necessity rather than restoring every old field."/>
+            <wp:cNvGraphicFramePr>
+              <a:graphicFrameLocks noChangeAspect="1"/>
+            </wp:cNvGraphicFramePr>
+            <a:graphic>
+              <a:graphicData uri="http://schemas.openxmlformats.org/drawingml/2006/picture">
+                <pic:pic>
+                  <pic:nvPicPr>
+                    <pic:cNvPr id="0" name="academy-story-ai-1-24-04.png"/>
+                    <pic:cNvPicPr/>
+                  </pic:nvPicPr>
+                  <pic:blipFill>
+                    <a:blip r:embed="rId33"/>
+                    <a:stretch>
+                      <a:fillRect/>
+                    </a:stretch>
+                  </pic:blipFill>
+                  <pic:spPr>
+                    <a:xfrm>
+                      <a:off x="0" y="0"/>
+                      <a:ext cx="5486400" cy="3026664"/>
+                    </a:xfrm>
+                    <a:prstGeom prst="rect"/>
+                  </pic:spPr>
+                </pic:pic>
+              </a:graphicData>
+            </a:graphic>
+          </wp:inline>
+        </w:drawing>
+      </w:r>
+    </w:p>
+    <w:p>
+      <w:pPr>
+        <w:spacing w:line="336" w:lineRule="auto" w:after="180"/>
+      </w:pPr>
+      <w:r>
+        <w:rPr>
+          <w:b w:val="0"/>
+        </w:rPr>
+        <w:t xml:space="preserve">Original case: Aggregate each tool type’s Yes count; record the authorised </w:t>
+      </w:r>
+      <w:r>
+        <w:rPr>
+          <w:b/>
+        </w:rPr>
+        <w:t>retention</w:t>
+      </w:r>
+      <w:r>
+        <w:rPr>
+          <w:b w:val="0"/>
+        </w:rPr>
+        <w:t xml:space="preserve"> plan. Changed condition: The teacher adds an authorised task to return one repaired tool to its borrower.</w:t>
+      </w:r>
+    </w:p>
+    <w:p>
+      <w:pPr>
+        <w:spacing w:line="336" w:lineRule="auto" w:after="180"/>
+      </w:pPr>
+      <w:r>
+        <w:rPr>
+          <w:b w:val="0"/>
+        </w:rPr>
+        <w:t xml:space="preserve">Expected result: A minimal contact </w:t>
+      </w:r>
+      <w:r>
+        <w:rPr>
+          <w:b/>
+        </w:rPr>
+        <w:t>mechanism</w:t>
+      </w:r>
+      <w:r>
+        <w:rPr>
+          <w:b w:val="0"/>
+        </w:rPr>
+        <w:t xml:space="preserve"> may now be needed for that tool. Reason: The </w:t>
+      </w:r>
+      <w:r>
+        <w:rPr>
+          <w:b/>
+        </w:rPr>
+        <w:t>purpose</w:t>
+      </w:r>
+      <w:r>
+        <w:rPr>
+          <w:b w:val="0"/>
+        </w:rPr>
+        <w:t xml:space="preserve"> changed; reassess necessity rather than restoring every old field.</w:t>
+      </w:r>
+    </w:p>
+    <w:p>
+      <w:pPr>
+        <w:spacing w:line="336" w:lineRule="auto" w:after="180"/>
+        <w:shd w:fill="F5F1FB"/>
+      </w:pPr>
+      <w:r>
+        <w:rPr>
+          <w:b w:val="0"/>
+        </w:rPr>
+        <w:t>Predict before checking the worked changed-case result. Name what changed and what the supplied facts allow you to conclude.</w:t>
+      </w:r>
+    </w:p>
+    <w:p>
+      <w:pPr>
+        <w:pStyle w:val="Heading3"/>
+      </w:pPr>
+      <w:r>
+        <w:t>05. Connect the explanation to its limit</w:t>
+      </w:r>
+    </w:p>
+    <w:p>
+      <w:r>
+        <w:drawing>
+          <wp:inline xmlns:a="http://schemas.openxmlformats.org/drawingml/2006/main" xmlns:pic="http://schemas.openxmlformats.org/drawingml/2006/picture">
+            <wp:extent cx="5486400" cy="2834640"/>
+            <wp:docPr id="26" name="Picture 26" descr="A field is justified by what the task needs to do, not by whether it might become useful someday. Names and birthdays do not help these repair totals. Replacing names with codes still leaves linked personal records if someone keeps a name-code key; collecting less can remove the need for that link entirely. Limit: Removing these fields is not a universal guarantee of anonymity or permission to collect other identifying combinations."/>
+            <wp:cNvGraphicFramePr>
+              <a:graphicFrameLocks noChangeAspect="1"/>
+            </wp:cNvGraphicFramePr>
+            <a:graphic>
+              <a:graphicData uri="http://schemas.openxmlformats.org/drawingml/2006/picture">
+                <pic:pic>
+                  <pic:nvPicPr>
+                    <pic:cNvPr id="0" name="academy-story-ai-1-24-05.png"/>
+                    <pic:cNvPicPr/>
+                  </pic:nvPicPr>
+                  <pic:blipFill>
+                    <a:blip r:embed="rId34"/>
+                    <a:stretch>
+                      <a:fillRect/>
+                    </a:stretch>
+                  </pic:blipFill>
+                  <pic:spPr>
+                    <a:xfrm>
+                      <a:off x="0" y="0"/>
+                      <a:ext cx="5486400" cy="2834640"/>
+                    </a:xfrm>
+                    <a:prstGeom prst="rect"/>
+                  </pic:spPr>
+                </pic:pic>
+              </a:graphicData>
+            </a:graphic>
+          </wp:inline>
+        </w:drawing>
+      </w:r>
+    </w:p>
+    <w:p>
+      <w:pPr>
+        <w:spacing w:line="336" w:lineRule="auto" w:after="180"/>
+      </w:pPr>
+      <w:r>
+        <w:rPr>
+          <w:b w:val="0"/>
+        </w:rPr>
+        <w:t>A field is justified by what the task needs to do, not by whether it might become useful someday. Names and birthdays do not help these repair totals.</w:t>
+      </w:r>
+    </w:p>
+    <w:p>
+      <w:pPr>
+        <w:spacing w:line="336" w:lineRule="auto" w:after="180"/>
+      </w:pPr>
+      <w:r>
+        <w:rPr>
+          <w:b w:val="0"/>
+        </w:rPr>
+        <w:t>Replacing names with codes still leaves linked personal records if someone keeps a name-code key; collecting less can remove the need for that link entirely.</w:t>
+      </w:r>
+    </w:p>
+    <w:p>
+      <w:pPr>
+        <w:spacing w:line="336" w:lineRule="auto" w:after="180"/>
+      </w:pPr>
+      <w:r>
+        <w:rPr>
+          <w:b w:val="0"/>
+        </w:rPr>
+        <w:t>Limit: Removing these fields is not a universal guarantee of anonymity or permission to collect other identifying combinations.</w:t>
+      </w:r>
+    </w:p>
+    <w:p>
+      <w:pPr>
+        <w:spacing w:line="336" w:lineRule="auto" w:after="180"/>
+        <w:shd w:fill="F5F1FB"/>
+      </w:pPr>
+      <w:r>
+        <w:rPr>
+          <w:b w:val="0"/>
+        </w:rPr>
+        <w:t>Explain the case, then point to a limit on the claim.</w:t>
+      </w:r>
+    </w:p>
+    <w:p>
+      <w:pPr>
+        <w:pStyle w:val="Heading3"/>
+      </w:pPr>
+      <w:r>
+        <w:t>06. Make the idea visible in your project</w:t>
+      </w:r>
+    </w:p>
+    <w:p>
+      <w:r>
+        <w:drawing>
+          <wp:inline xmlns:a="http://schemas.openxmlformats.org/drawingml/2006/main" xmlns:pic="http://schemas.openxmlformats.org/drawingml/2006/picture">
+            <wp:extent cx="5486400" cy="3380232"/>
+            <wp:docPr id="27" name="Picture 27" descr="Write the sorter’s purpose, necessary fields, access rules and deletion point before collecting any real classroom information. Draw your input, deciding step, result and limit. Supported question: For the original task, does adding an anonymous-looking pupil code improve the repair count?"/>
+            <wp:cNvGraphicFramePr>
+              <a:graphicFrameLocks noChangeAspect="1"/>
+            </wp:cNvGraphicFramePr>
+            <a:graphic>
+              <a:graphicData uri="http://schemas.openxmlformats.org/drawingml/2006/picture">
+                <pic:pic>
+                  <pic:nvPicPr>
+                    <pic:cNvPr id="0" name="academy-story-ai-1-24-06.png"/>
+                    <pic:cNvPicPr/>
+                  </pic:nvPicPr>
+                  <pic:blipFill>
+                    <a:blip r:embed="rId35"/>
+                    <a:stretch>
+                      <a:fillRect/>
+                    </a:stretch>
+                  </pic:blipFill>
+                  <pic:spPr>
+                    <a:xfrm>
+                      <a:off x="0" y="0"/>
+                      <a:ext cx="5486400" cy="3380232"/>
+                    </a:xfrm>
+                    <a:prstGeom prst="rect"/>
+                  </pic:spPr>
+                </pic:pic>
+              </a:graphicData>
+            </a:graphic>
+          </wp:inline>
+        </w:drawing>
+      </w:r>
+    </w:p>
+    <w:p>
+      <w:pPr>
+        <w:spacing w:line="336" w:lineRule="auto" w:after="180"/>
+      </w:pPr>
+      <w:r>
+        <w:rPr>
+          <w:b w:val="0"/>
+        </w:rPr>
+        <w:t xml:space="preserve">Write the sorter’s </w:t>
+      </w:r>
+      <w:r>
+        <w:rPr>
+          <w:b/>
+        </w:rPr>
+        <w:t>purpose</w:t>
+      </w:r>
+      <w:r>
+        <w:rPr>
+          <w:b w:val="0"/>
+        </w:rPr>
+        <w:t xml:space="preserve">, necessary fields, access rules and deletion point before collecting any real classroom information. Draw your </w:t>
+      </w:r>
+      <w:r>
+        <w:rPr>
+          <w:b/>
+        </w:rPr>
+        <w:t>input</w:t>
+      </w:r>
+      <w:r>
+        <w:rPr>
+          <w:b w:val="0"/>
+        </w:rPr>
+        <w:t>, deciding step, result and limit.</w:t>
+      </w:r>
+    </w:p>
+    <w:p>
+      <w:pPr>
+        <w:spacing w:line="336" w:lineRule="auto" w:after="180"/>
+      </w:pPr>
+      <w:r>
+        <w:rPr>
+          <w:b w:val="0"/>
+        </w:rPr>
+        <w:t>Supported question: For the original task, does adding an anonymous-looking pupil code improve the repair count?</w:t>
+      </w:r>
+    </w:p>
+    <w:p>
+      <w:pPr>
+        <w:spacing w:line="336" w:lineRule="auto" w:after="180"/>
+        <w:shd w:fill="F5F1FB"/>
+      </w:pPr>
+      <w:r>
+        <w:rPr>
+          <w:b w:val="0"/>
+        </w:rPr>
+        <w:t xml:space="preserve">Draw your project trace and justify the deciding step using </w:t>
+      </w:r>
+      <w:r>
+        <w:rPr>
+          <w:b/>
+        </w:rPr>
+        <w:t>evidence</w:t>
+      </w:r>
+      <w:r>
+        <w:rPr>
+          <w:b w:val="0"/>
+        </w:rPr>
+        <w:t>.</w:t>
       </w:r>
     </w:p>
     <w:sectPr>
